--- a/15 แบบประเมินความพึงพอใจ.docx
+++ b/15 แบบประเมินความพึงพอใจ.docx
@@ -1,6 +1,6 @@
 
 <file path=word/document.xml><?xml version="1.0" encoding="utf-8"?>
-<w:document xmlns:wpc="http://schemas.microsoft.com/office/word/2010/wordprocessingCanvas" xmlns:cx="http://schemas.microsoft.com/office/drawing/2014/chartex" xmlns:cx1="http://schemas.microsoft.com/office/drawing/2015/9/8/chartex" xmlns:cx2="http://schemas.microsoft.com/office/drawing/2015/10/21/chartex" xmlns:cx3="http://schemas.microsoft.com/office/drawing/2016/5/9/chartex" xmlns:cx4="http://schemas.microsoft.com/office/drawing/2016/5/10/chartex" xmlns:cx5="http://schemas.microsoft.com/office/drawing/2016/5/11/chartex" xmlns:cx6="http://schemas.microsoft.com/office/drawing/2016/5/12/chartex" xmlns:cx7="http://schemas.microsoft.com/office/drawing/2016/5/13/chartex" xmlns:cx8="http://schemas.microsoft.com/office/drawing/2016/5/14/chartex" xmlns:mc="http://schemas.openxmlformats.org/markup-compatibility/2006" xmlns:aink="http://schemas.microsoft.com/office/drawing/2016/ink" xmlns:am3d="http://schemas.microsoft.com/office/drawing/2017/model3d" xmlns:o="urn:schemas-microsoft-com:office:office" xmlns:r="http://schemas.openxmlformats.org/officeDocument/2006/relationships" xmlns:m="http://schemas.openxmlformats.org/officeDocument/2006/math" xmlns:v="urn:schemas-microsoft-com:vml" xmlns:wp14="http://schemas.microsoft.com/office/word/2010/wordprocessingDrawing" xmlns:wp="http://schemas.openxmlformats.org/drawingml/2006/wordprocessingDrawing" xmlns:w10="urn:schemas-microsoft-com:office:word" xmlns:w="http://schemas.openxmlformats.org/wordprocessingml/2006/main" xmlns:w14="http://schemas.microsoft.com/office/word/2010/wordml" xmlns:w15="http://schemas.microsoft.com/office/word/2012/wordml" xmlns:w16cid="http://schemas.microsoft.com/office/word/2016/wordml/cid" xmlns:w16se="http://schemas.microsoft.com/office/word/2015/wordml/symex" xmlns:wpg="http://schemas.microsoft.com/office/word/2010/wordprocessingGroup" xmlns:wpi="http://schemas.microsoft.com/office/word/2010/wordprocessingInk" xmlns:wne="http://schemas.microsoft.com/office/word/2006/wordml" xmlns:wps="http://schemas.microsoft.com/office/word/2010/wordprocessingShape" mc:Ignorable="w14 w15 w16se w16cid wp14">
+<w:document xmlns:wpc="http://schemas.microsoft.com/office/word/2010/wordprocessingCanvas" xmlns:cx="http://schemas.microsoft.com/office/drawing/2014/chartex" xmlns:cx1="http://schemas.microsoft.com/office/drawing/2015/9/8/chartex" xmlns:cx2="http://schemas.microsoft.com/office/drawing/2015/10/21/chartex" xmlns:cx3="http://schemas.microsoft.com/office/drawing/2016/5/9/chartex" xmlns:cx4="http://schemas.microsoft.com/office/drawing/2016/5/10/chartex" xmlns:cx5="http://schemas.microsoft.com/office/drawing/2016/5/11/chartex" xmlns:cx6="http://schemas.microsoft.com/office/drawing/2016/5/12/chartex" xmlns:cx7="http://schemas.microsoft.com/office/drawing/2016/5/13/chartex" xmlns:cx8="http://schemas.microsoft.com/office/drawing/2016/5/14/chartex" xmlns:mc="http://schemas.openxmlformats.org/markup-compatibility/2006" xmlns:aink="http://schemas.microsoft.com/office/drawing/2016/ink" xmlns:am3d="http://schemas.microsoft.com/office/drawing/2017/model3d" xmlns:o="urn:schemas-microsoft-com:office:office" xmlns:r="http://schemas.openxmlformats.org/officeDocument/2006/relationships" xmlns:m="http://schemas.openxmlformats.org/officeDocument/2006/math" xmlns:v="urn:schemas-microsoft-com:vml" xmlns:wp14="http://schemas.microsoft.com/office/word/2010/wordprocessingDrawing" xmlns:wp="http://schemas.openxmlformats.org/drawingml/2006/wordprocessingDrawing" xmlns:w10="urn:schemas-microsoft-com:office:word" xmlns:w="http://schemas.openxmlformats.org/wordprocessingml/2006/main" xmlns:w14="http://schemas.microsoft.com/office/word/2010/wordml" xmlns:w15="http://schemas.microsoft.com/office/word/2012/wordml" xmlns:w16cex="http://schemas.microsoft.com/office/word/2018/wordml/cex" xmlns:w16cid="http://schemas.microsoft.com/office/word/2016/wordml/cid" xmlns:w16="http://schemas.microsoft.com/office/word/2018/wordml" xmlns:w16sdtdh="http://schemas.microsoft.com/office/word/2020/wordml/sdtdatahash" xmlns:w16se="http://schemas.microsoft.com/office/word/2015/wordml/symex" xmlns:wpg="http://schemas.microsoft.com/office/word/2010/wordprocessingGroup" xmlns:wpi="http://schemas.microsoft.com/office/word/2010/wordprocessingInk" xmlns:wne="http://schemas.microsoft.com/office/word/2006/wordml" xmlns:wps="http://schemas.microsoft.com/office/word/2010/wordprocessingShape" mc:Ignorable="w14 w15 w16se w16cid w16 w16cex w16sdtdh wp14">
   <w:body>
     <w:p>
       <w:pPr>
@@ -8,14 +8,21 @@
           <w:tab w:val="left" w:pos="1920"/>
         </w:tabs>
         <w:spacing w:after="0"/>
+        <w:rPr>
+          <w:rFonts w:ascii="TH SarabunPSK" w:hAnsi="TH SarabunPSK" w:cs="TH SarabunPSK"/>
+        </w:rPr>
       </w:pPr>
     </w:p>
     <w:p>
       <w:pPr>
         <w:jc w:val="center"/>
+        <w:rPr>
+          <w:rFonts w:ascii="TH SarabunPSK" w:hAnsi="TH SarabunPSK" w:cs="TH SarabunPSK"/>
+        </w:rPr>
       </w:pPr>
       <w:r>
         <w:rPr>
+          <w:rFonts w:ascii="TH SarabunPSK" w:hAnsi="TH SarabunPSK" w:cs="TH SarabunPSK"/>
           <w:noProof/>
         </w:rPr>
         <w:drawing>
@@ -90,7 +97,7 @@
       </w:r>
       <w:r>
         <w:rPr>
-          <w:rFonts w:ascii="TH SarabunPSK" w:hAnsi="TH SarabunPSK" w:cs="TH SarabunPSK" w:hint="cs"/>
+          <w:rFonts w:ascii="TH SarabunPSK" w:hAnsi="TH SarabunPSK" w:cs="TH SarabunPSK"/>
           <w:b/>
           <w:bCs/>
           <w:sz w:val="32"/>
@@ -112,7 +119,7 @@
       </w:r>
       <w:r>
         <w:rPr>
-          <w:rFonts w:ascii="TH SarabunPSK" w:hAnsi="TH SarabunPSK" w:cs="TH SarabunPSK" w:hint="cs"/>
+          <w:rFonts w:ascii="TH SarabunPSK" w:hAnsi="TH SarabunPSK" w:cs="TH SarabunPSK"/>
           <w:b/>
           <w:bCs/>
           <w:sz w:val="32"/>
@@ -134,7 +141,7 @@
       </w:r>
       <w:r>
         <w:rPr>
-          <w:rFonts w:ascii="TH SarabunPSK" w:hAnsi="TH SarabunPSK" w:cs="TH SarabunPSK" w:hint="cs"/>
+          <w:rFonts w:ascii="TH SarabunPSK" w:hAnsi="TH SarabunPSK" w:cs="TH SarabunPSK"/>
           <w:b/>
           <w:bCs/>
           <w:sz w:val="32"/>
@@ -173,7 +180,7 @@
       </w:pPr>
       <w:r>
         <w:rPr>
-          <w:rFonts w:ascii="TH SarabunPSK" w:hAnsi="TH SarabunPSK" w:cs="TH SarabunPSK" w:hint="cs"/>
+          <w:rFonts w:ascii="TH SarabunPSK" w:hAnsi="TH SarabunPSK" w:cs="TH SarabunPSK"/>
           <w:b/>
           <w:bCs/>
           <w:sz w:val="32"/>
@@ -225,16 +232,7 @@
           <w:szCs w:val="32"/>
           <w:cs/>
         </w:rPr>
-        <w:t>การพัฒน</w:t>
-      </w:r>
-      <w:r>
-        <w:rPr>
-          <w:rFonts w:ascii="TH SarabunPSK" w:hAnsi="TH SarabunPSK" w:cs="TH SarabunPSK" w:hint="cs"/>
-          <w:sz w:val="32"/>
-          <w:szCs w:val="32"/>
-          <w:cs/>
-        </w:rPr>
-        <w:t>า</w:t>
+        <w:t>การพัฒนา</w:t>
       </w:r>
       <w:r>
         <w:rPr>
@@ -264,7 +262,7 @@
       </w:pPr>
       <w:r>
         <w:rPr>
-          <w:rFonts w:ascii="TH SarabunPSK" w:hAnsi="TH SarabunPSK" w:cs="TH SarabunPSK" w:hint="cs"/>
+          <w:rFonts w:ascii="TH SarabunPSK" w:hAnsi="TH SarabunPSK" w:cs="TH SarabunPSK"/>
           <w:b/>
           <w:bCs/>
           <w:sz w:val="32"/>
@@ -275,7 +273,7 @@
       </w:r>
       <w:r>
         <w:rPr>
-          <w:rFonts w:ascii="TH SarabunPSK" w:hAnsi="TH SarabunPSK" w:cs="TH SarabunPSK" w:hint="cs"/>
+          <w:rFonts w:ascii="TH SarabunPSK" w:hAnsi="TH SarabunPSK" w:cs="TH SarabunPSK"/>
           <w:color w:val="FFFFFF" w:themeColor="background1"/>
           <w:sz w:val="32"/>
           <w:szCs w:val="32"/>
@@ -323,21 +321,12 @@
       <w:bookmarkStart w:id="0" w:name="_Hlk222411987"/>
       <w:r>
         <w:rPr>
-          <w:rFonts w:ascii="TH SarabunPSK" w:hAnsi="TH SarabunPSK" w:cs="TH SarabunPSK" w:hint="cs"/>
-          <w:sz w:val="32"/>
-          <w:szCs w:val="32"/>
-          <w:cs/>
-        </w:rPr>
-        <w:t>นาย</w:t>
-      </w:r>
-      <w:r>
-        <w:rPr>
-          <w:rFonts w:ascii="TH SarabunPSK" w:hAnsi="TH SarabunPSK" w:cs="TH SarabunPSK"/>
-          <w:sz w:val="32"/>
-          <w:szCs w:val="32"/>
-          <w:cs/>
-        </w:rPr>
-        <w:t>รัช</w:t>
+          <w:rFonts w:ascii="TH SarabunPSK" w:hAnsi="TH SarabunPSK" w:cs="TH SarabunPSK"/>
+          <w:sz w:val="32"/>
+          <w:szCs w:val="32"/>
+          <w:cs/>
+        </w:rPr>
+        <w:t>นายรัช</w:t>
       </w:r>
       <w:proofErr w:type="spellStart"/>
       <w:r>
@@ -387,7 +376,7 @@
           <w:szCs w:val="32"/>
           <w:cs/>
         </w:rPr>
-        <w:t>วัชร</w:t>
+        <w:t>วั</w:t>
       </w:r>
       <w:proofErr w:type="spellEnd"/>
       <w:r>
@@ -397,20 +386,11 @@
           <w:szCs w:val="32"/>
           <w:cs/>
         </w:rPr>
-        <w:t>์</w:t>
-      </w:r>
-      <w:r>
-        <w:rPr>
-          <w:rFonts w:ascii="TH SarabunPSK" w:hAnsi="TH SarabunPSK" w:cs="TH SarabunPSK" w:hint="cs"/>
-          <w:sz w:val="32"/>
-          <w:szCs w:val="32"/>
-          <w:cs/>
-        </w:rPr>
-        <w:t xml:space="preserve"> และนายวัชรินทร์ สายนันท์</w:t>
-      </w:r>
-      <w:r>
-        <w:rPr>
-          <w:rFonts w:ascii="TH SarabunPSK" w:hAnsi="TH SarabunPSK" w:cs="TH SarabunPSK" w:hint="cs"/>
+        <w:t>ชร์ และนายวัชรินทร์ สายนันท์</w:t>
+      </w:r>
+      <w:r>
+        <w:rPr>
+          <w:rFonts w:ascii="TH SarabunPSK" w:hAnsi="TH SarabunPSK" w:cs="TH SarabunPSK"/>
           <w:sz w:val="32"/>
           <w:szCs w:val="32"/>
           <w:cs/>
@@ -470,19 +450,11 @@
           <w:cs/>
         </w:rPr>
         <w:tab/>
-      </w:r>
-      <w:r>
-        <w:rPr>
-          <w:rFonts w:ascii="TH SarabunPSK" w:hAnsi="TH SarabunPSK" w:cs="TH SarabunPSK" w:hint="cs"/>
-          <w:sz w:val="32"/>
-          <w:szCs w:val="32"/>
-          <w:cs/>
-        </w:rPr>
         <w:t>นักศึกษา</w:t>
       </w:r>
       <w:r>
         <w:rPr>
-          <w:rFonts w:ascii="TH SarabunPSK" w:hAnsi="TH SarabunPSK" w:cs="TH SarabunPSK" w:hint="cs"/>
+          <w:rFonts w:ascii="TH SarabunPSK" w:hAnsi="TH SarabunPSK" w:cs="TH SarabunPSK"/>
           <w:sz w:val="32"/>
           <w:szCs w:val="32"/>
           <w:cs/>
@@ -491,7 +463,7 @@
       </w:r>
       <w:r>
         <w:rPr>
-          <w:rFonts w:ascii="TH SarabunPSK" w:hAnsi="TH SarabunPSK" w:cs="TH SarabunPSK" w:hint="cs"/>
+          <w:rFonts w:ascii="TH SarabunPSK" w:hAnsi="TH SarabunPSK" w:cs="TH SarabunPSK"/>
           <w:sz w:val="32"/>
           <w:szCs w:val="32"/>
           <w:cs/>
@@ -500,7 +472,7 @@
       </w:r>
       <w:r>
         <w:rPr>
-          <w:rFonts w:ascii="TH SarabunPSK" w:hAnsi="TH SarabunPSK" w:cs="TH SarabunPSK" w:hint="cs"/>
+          <w:rFonts w:ascii="TH SarabunPSK" w:hAnsi="TH SarabunPSK" w:cs="TH SarabunPSK"/>
           <w:sz w:val="32"/>
           <w:szCs w:val="32"/>
           <w:cs/>
@@ -562,7 +534,7 @@
       </w:r>
       <w:r>
         <w:rPr>
-          <w:rFonts w:ascii="TH SarabunPSK" w:hAnsi="TH SarabunPSK" w:cs="TH SarabunPSK" w:hint="cs"/>
+          <w:rFonts w:ascii="TH SarabunPSK" w:hAnsi="TH SarabunPSK" w:cs="TH SarabunPSK"/>
           <w:sz w:val="32"/>
           <w:szCs w:val="32"/>
           <w:cs/>
@@ -571,7 +543,7 @@
       </w:r>
       <w:r>
         <w:rPr>
-          <w:rFonts w:ascii="TH SarabunPSK" w:hAnsi="TH SarabunPSK" w:cs="TH SarabunPSK" w:hint="cs"/>
+          <w:rFonts w:ascii="TH SarabunPSK" w:hAnsi="TH SarabunPSK" w:cs="TH SarabunPSK"/>
           <w:sz w:val="32"/>
           <w:szCs w:val="32"/>
           <w:cs/>
@@ -580,7 +552,7 @@
       </w:r>
       <w:r>
         <w:rPr>
-          <w:rFonts w:ascii="TH SarabunPSK" w:hAnsi="TH SarabunPSK" w:cs="TH SarabunPSK" w:hint="cs"/>
+          <w:rFonts w:ascii="TH SarabunPSK" w:hAnsi="TH SarabunPSK" w:cs="TH SarabunPSK"/>
           <w:sz w:val="32"/>
           <w:szCs w:val="32"/>
           <w:cs/>
@@ -589,7 +561,7 @@
       </w:r>
       <w:r>
         <w:rPr>
-          <w:rFonts w:ascii="TH SarabunPSK" w:hAnsi="TH SarabunPSK" w:cs="TH SarabunPSK" w:hint="cs"/>
+          <w:rFonts w:ascii="TH SarabunPSK" w:hAnsi="TH SarabunPSK" w:cs="TH SarabunPSK"/>
           <w:sz w:val="32"/>
           <w:szCs w:val="32"/>
           <w:cs/>
@@ -598,7 +570,7 @@
       </w:r>
       <w:r>
         <w:rPr>
-          <w:rFonts w:ascii="TH SarabunPSK" w:hAnsi="TH SarabunPSK" w:cs="TH SarabunPSK" w:hint="cs"/>
+          <w:rFonts w:ascii="TH SarabunPSK" w:hAnsi="TH SarabunPSK" w:cs="TH SarabunPSK"/>
           <w:sz w:val="32"/>
           <w:szCs w:val="32"/>
           <w:cs/>
@@ -607,7 +579,7 @@
       </w:r>
       <w:r>
         <w:rPr>
-          <w:rFonts w:ascii="TH SarabunPSK" w:hAnsi="TH SarabunPSK" w:cs="TH SarabunPSK" w:hint="cs"/>
+          <w:rFonts w:ascii="TH SarabunPSK" w:hAnsi="TH SarabunPSK" w:cs="TH SarabunPSK"/>
           <w:sz w:val="32"/>
           <w:szCs w:val="32"/>
           <w:cs/>
@@ -659,7 +631,7 @@
       </w:r>
       <w:r>
         <w:rPr>
-          <w:rFonts w:ascii="TH SarabunPSK" w:hAnsi="TH SarabunPSK" w:cs="TH SarabunPSK" w:hint="cs"/>
+          <w:rFonts w:ascii="TH SarabunPSK" w:hAnsi="TH SarabunPSK" w:cs="TH SarabunPSK"/>
           <w:sz w:val="32"/>
           <w:szCs w:val="32"/>
           <w:cs/>
@@ -668,7 +640,7 @@
       </w:r>
       <w:r>
         <w:rPr>
-          <w:rFonts w:ascii="TH SarabunPSK" w:hAnsi="TH SarabunPSK" w:cs="TH SarabunPSK" w:hint="cs"/>
+          <w:rFonts w:ascii="TH SarabunPSK" w:hAnsi="TH SarabunPSK" w:cs="TH SarabunPSK"/>
           <w:sz w:val="32"/>
           <w:szCs w:val="32"/>
           <w:cs/>
@@ -756,7 +728,7 @@
               </wp:anchor>
             </w:drawing>
           </mc:Choice>
-          <mc:Fallback xmlns:oel="http://schemas.microsoft.com/office/2019/extlst" xmlns:w16du="http://schemas.microsoft.com/office/word/2023/wordml/word16du" xmlns:w16sdtfl="http://schemas.microsoft.com/office/word/2024/wordml/sdtformatlock" xmlns:w16sdtdh="http://schemas.microsoft.com/office/word/2020/wordml/sdtdatahash" xmlns:w16="http://schemas.microsoft.com/office/word/2018/wordml" xmlns:w16cex="http://schemas.microsoft.com/office/word/2018/wordml/cex">
+          <mc:Fallback xmlns:w16sdtfl="http://schemas.microsoft.com/office/word/2024/wordml/sdtformatlock" xmlns:w16du="http://schemas.microsoft.com/office/word/2023/wordml/word16du" xmlns:oel="http://schemas.microsoft.com/office/2019/extlst">
             <w:pict>
               <v:line w14:anchorId="237DA779" id="ตัวเชื่อมต่อตรง 1" o:spid="_x0000_s1026" style="position:absolute;flip:y;z-index:251659264;visibility:visible;mso-wrap-style:square;mso-width-percent:0;mso-height-percent:0;mso-wrap-distance-left:9pt;mso-wrap-distance-top:0;mso-wrap-distance-right:9pt;mso-wrap-distance-bottom:0;mso-position-horizontal:right;mso-position-horizontal-relative:margin;mso-position-vertical:absolute;mso-position-vertical-relative:text;mso-width-percent:0;mso-height-percent:0;mso-width-relative:margin;mso-height-relative:margin" from="380.8pt,5.8pt" to="812.8pt,5.8pt" o:gfxdata="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" strokecolor="black [3200]" strokeweight="1pt">
                 <v:stroke joinstyle="miter"/>
@@ -809,7 +781,7 @@
       </w:pPr>
       <w:r>
         <w:rPr>
-          <w:rFonts w:ascii="TH SarabunPSK" w:hAnsi="TH SarabunPSK" w:cs="TH SarabunPSK" w:hint="cs"/>
+          <w:rFonts w:ascii="TH SarabunPSK" w:hAnsi="TH SarabunPSK" w:cs="TH SarabunPSK"/>
           <w:sz w:val="32"/>
           <w:szCs w:val="32"/>
           <w:cs/>
@@ -818,7 +790,7 @@
       </w:r>
       <w:r>
         <w:rPr>
-          <w:rFonts w:ascii="TH SarabunPSK" w:hAnsi="TH SarabunPSK" w:cs="TH SarabunPSK" w:hint="cs"/>
+          <w:rFonts w:ascii="TH SarabunPSK" w:hAnsi="TH SarabunPSK" w:cs="TH SarabunPSK"/>
           <w:color w:val="FFFFFF" w:themeColor="background1"/>
           <w:sz w:val="32"/>
           <w:szCs w:val="32"/>
@@ -828,7 +800,7 @@
       </w:r>
       <w:r>
         <w:rPr>
-          <w:rFonts w:ascii="TH SarabunPSK" w:hAnsi="TH SarabunPSK" w:cs="TH SarabunPSK" w:hint="cs"/>
+          <w:rFonts w:ascii="TH SarabunPSK" w:hAnsi="TH SarabunPSK" w:cs="TH SarabunPSK"/>
           <w:sz w:val="32"/>
           <w:szCs w:val="32"/>
           <w:cs/>
@@ -837,7 +809,7 @@
       </w:r>
       <w:r>
         <w:rPr>
-          <w:rFonts w:ascii="TH SarabunPSK" w:hAnsi="TH SarabunPSK" w:cs="TH SarabunPSK" w:hint="cs"/>
+          <w:rFonts w:ascii="TH SarabunPSK" w:hAnsi="TH SarabunPSK" w:cs="TH SarabunPSK"/>
           <w:sz w:val="32"/>
           <w:szCs w:val="32"/>
           <w:cs/>
@@ -846,7 +818,7 @@
       </w:r>
       <w:r>
         <w:rPr>
-          <w:rFonts w:ascii="TH SarabunPSK" w:hAnsi="TH SarabunPSK" w:cs="TH SarabunPSK" w:hint="cs"/>
+          <w:rFonts w:ascii="TH SarabunPSK" w:hAnsi="TH SarabunPSK" w:cs="TH SarabunPSK"/>
           <w:sz w:val="32"/>
           <w:szCs w:val="32"/>
           <w:cs/>
@@ -860,16 +832,7 @@
           <w:szCs w:val="32"/>
           <w:cs/>
         </w:rPr>
-        <w:t>การพัฒน</w:t>
-      </w:r>
-      <w:r>
-        <w:rPr>
-          <w:rFonts w:ascii="TH SarabunPSK" w:hAnsi="TH SarabunPSK" w:cs="TH SarabunPSK" w:hint="cs"/>
-          <w:sz w:val="32"/>
-          <w:szCs w:val="32"/>
-          <w:cs/>
-        </w:rPr>
-        <w:t>า</w:t>
+        <w:t>การพัฒนา</w:t>
       </w:r>
       <w:r>
         <w:rPr>
@@ -897,7 +860,7 @@
       </w:pPr>
       <w:r>
         <w:rPr>
-          <w:rFonts w:ascii="TH SarabunPSK" w:hAnsi="TH SarabunPSK" w:cs="TH SarabunPSK" w:hint="cs"/>
+          <w:rFonts w:ascii="TH SarabunPSK" w:hAnsi="TH SarabunPSK" w:cs="TH SarabunPSK"/>
           <w:sz w:val="32"/>
           <w:szCs w:val="32"/>
           <w:cs/>
@@ -906,7 +869,7 @@
       </w:r>
       <w:r>
         <w:rPr>
-          <w:rFonts w:ascii="TH SarabunPSK" w:hAnsi="TH SarabunPSK" w:cs="TH SarabunPSK" w:hint="cs"/>
+          <w:rFonts w:ascii="TH SarabunPSK" w:hAnsi="TH SarabunPSK" w:cs="TH SarabunPSK"/>
           <w:color w:val="FFFFFF" w:themeColor="background1"/>
           <w:sz w:val="32"/>
           <w:szCs w:val="32"/>
@@ -916,7 +879,7 @@
       </w:r>
       <w:r>
         <w:rPr>
-          <w:rFonts w:ascii="TH SarabunPSK" w:hAnsi="TH SarabunPSK" w:cs="TH SarabunPSK" w:hint="cs"/>
+          <w:rFonts w:ascii="TH SarabunPSK" w:hAnsi="TH SarabunPSK" w:cs="TH SarabunPSK"/>
           <w:sz w:val="32"/>
           <w:szCs w:val="32"/>
           <w:cs/>
@@ -925,7 +888,7 @@
       </w:r>
       <w:r>
         <w:rPr>
-          <w:rFonts w:ascii="TH SarabunPSK" w:hAnsi="TH SarabunPSK" w:cs="TH SarabunPSK" w:hint="cs"/>
+          <w:rFonts w:ascii="TH SarabunPSK" w:hAnsi="TH SarabunPSK" w:cs="TH SarabunPSK"/>
           <w:sz w:val="32"/>
           <w:szCs w:val="32"/>
           <w:cs/>
@@ -934,7 +897,7 @@
       </w:r>
       <w:r>
         <w:rPr>
-          <w:rFonts w:ascii="TH SarabunPSK" w:hAnsi="TH SarabunPSK" w:cs="TH SarabunPSK" w:hint="cs"/>
+          <w:rFonts w:ascii="TH SarabunPSK" w:hAnsi="TH SarabunPSK" w:cs="TH SarabunPSK"/>
           <w:sz w:val="32"/>
           <w:szCs w:val="32"/>
           <w:cs/>
@@ -943,7 +906,7 @@
       </w:r>
       <w:r>
         <w:rPr>
-          <w:rFonts w:ascii="TH SarabunPSK" w:hAnsi="TH SarabunPSK" w:cs="TH SarabunPSK" w:hint="cs"/>
+          <w:rFonts w:ascii="TH SarabunPSK" w:hAnsi="TH SarabunPSK" w:cs="TH SarabunPSK"/>
           <w:sz w:val="32"/>
           <w:szCs w:val="32"/>
           <w:cs/>
@@ -952,7 +915,7 @@
       </w:r>
       <w:r>
         <w:rPr>
-          <w:rFonts w:ascii="TH SarabunPSK" w:hAnsi="TH SarabunPSK" w:cs="TH SarabunPSK" w:hint="cs"/>
+          <w:rFonts w:ascii="TH SarabunPSK" w:hAnsi="TH SarabunPSK" w:cs="TH SarabunPSK"/>
           <w:sz w:val="32"/>
           <w:szCs w:val="32"/>
           <w:cs/>
@@ -970,7 +933,7 @@
       </w:r>
       <w:r>
         <w:rPr>
-          <w:rFonts w:ascii="TH SarabunPSK" w:hAnsi="TH SarabunPSK" w:cs="TH SarabunPSK" w:hint="cs"/>
+          <w:rFonts w:ascii="TH SarabunPSK" w:hAnsi="TH SarabunPSK" w:cs="TH SarabunPSK"/>
           <w:sz w:val="32"/>
           <w:szCs w:val="32"/>
           <w:cs/>
@@ -979,7 +942,7 @@
       </w:r>
       <w:r>
         <w:rPr>
-          <w:rFonts w:ascii="TH SarabunPSK" w:hAnsi="TH SarabunPSK" w:cs="TH SarabunPSK" w:hint="cs"/>
+          <w:rFonts w:ascii="TH SarabunPSK" w:hAnsi="TH SarabunPSK" w:cs="TH SarabunPSK"/>
           <w:sz w:val="32"/>
           <w:szCs w:val="32"/>
           <w:cs/>
@@ -988,7 +951,7 @@
       </w:r>
       <w:r>
         <w:rPr>
-          <w:rFonts w:ascii="TH SarabunPSK" w:hAnsi="TH SarabunPSK" w:cs="TH SarabunPSK" w:hint="cs"/>
+          <w:rFonts w:ascii="TH SarabunPSK" w:hAnsi="TH SarabunPSK" w:cs="TH SarabunPSK"/>
           <w:sz w:val="32"/>
           <w:szCs w:val="32"/>
           <w:cs/>
@@ -1012,7 +975,7 @@
       </w:pPr>
       <w:r>
         <w:rPr>
-          <w:rFonts w:ascii="TH SarabunPSK" w:hAnsi="TH SarabunPSK" w:cs="TH SarabunPSK" w:hint="cs"/>
+          <w:rFonts w:ascii="TH SarabunPSK" w:hAnsi="TH SarabunPSK" w:cs="TH SarabunPSK"/>
           <w:sz w:val="32"/>
           <w:szCs w:val="32"/>
           <w:cs/>
@@ -1021,7 +984,7 @@
       </w:r>
       <w:r>
         <w:rPr>
-          <w:rFonts w:ascii="TH SarabunPSK" w:hAnsi="TH SarabunPSK" w:cs="TH SarabunPSK" w:hint="cs"/>
+          <w:rFonts w:ascii="TH SarabunPSK" w:hAnsi="TH SarabunPSK" w:cs="TH SarabunPSK"/>
           <w:color w:val="FFFFFF" w:themeColor="background1"/>
           <w:sz w:val="32"/>
           <w:szCs w:val="32"/>
@@ -1031,7 +994,7 @@
       </w:r>
       <w:r>
         <w:rPr>
-          <w:rFonts w:ascii="TH SarabunPSK" w:hAnsi="TH SarabunPSK" w:cs="TH SarabunPSK" w:hint="cs"/>
+          <w:rFonts w:ascii="TH SarabunPSK" w:hAnsi="TH SarabunPSK" w:cs="TH SarabunPSK"/>
           <w:sz w:val="32"/>
           <w:szCs w:val="32"/>
           <w:cs/>
@@ -1057,7 +1020,7 @@
       </w:pPr>
       <w:r>
         <w:rPr>
-          <w:rFonts w:ascii="TH SarabunPSK" w:hAnsi="TH SarabunPSK" w:cs="TH SarabunPSK" w:hint="cs"/>
+          <w:rFonts w:ascii="TH SarabunPSK" w:hAnsi="TH SarabunPSK" w:cs="TH SarabunPSK"/>
           <w:sz w:val="32"/>
           <w:szCs w:val="32"/>
           <w:cs/>
@@ -1066,7 +1029,7 @@
       </w:r>
       <w:r>
         <w:rPr>
-          <w:rFonts w:ascii="TH SarabunPSK" w:hAnsi="TH SarabunPSK" w:cs="TH SarabunPSK" w:hint="cs"/>
+          <w:rFonts w:ascii="TH SarabunPSK" w:hAnsi="TH SarabunPSK" w:cs="TH SarabunPSK"/>
           <w:color w:val="FFFFFF" w:themeColor="background1"/>
           <w:sz w:val="32"/>
           <w:szCs w:val="32"/>
@@ -1076,7 +1039,7 @@
       </w:r>
       <w:r>
         <w:rPr>
-          <w:rFonts w:ascii="TH SarabunPSK" w:hAnsi="TH SarabunPSK" w:cs="TH SarabunPSK" w:hint="cs"/>
+          <w:rFonts w:ascii="TH SarabunPSK" w:hAnsi="TH SarabunPSK" w:cs="TH SarabunPSK"/>
           <w:sz w:val="32"/>
           <w:szCs w:val="32"/>
           <w:cs/>
@@ -1101,7 +1064,7 @@
       </w:pPr>
       <w:r>
         <w:rPr>
-          <w:rFonts w:ascii="TH SarabunPSK" w:hAnsi="TH SarabunPSK" w:cs="TH SarabunPSK" w:hint="cs"/>
+          <w:rFonts w:ascii="TH SarabunPSK" w:hAnsi="TH SarabunPSK" w:cs="TH SarabunPSK"/>
           <w:sz w:val="32"/>
           <w:szCs w:val="32"/>
           <w:cs/>
@@ -1110,7 +1073,7 @@
       </w:r>
       <w:r>
         <w:rPr>
-          <w:rFonts w:ascii="TH SarabunPSK" w:hAnsi="TH SarabunPSK" w:cs="TH SarabunPSK" w:hint="cs"/>
+          <w:rFonts w:ascii="TH SarabunPSK" w:hAnsi="TH SarabunPSK" w:cs="TH SarabunPSK"/>
           <w:color w:val="FFFFFF" w:themeColor="background1"/>
           <w:sz w:val="32"/>
           <w:szCs w:val="32"/>
@@ -1129,7 +1092,7 @@
       </w:r>
       <w:r>
         <w:rPr>
-          <w:rFonts w:ascii="TH SarabunPSK" w:hAnsi="TH SarabunPSK" w:cs="TH SarabunPSK" w:hint="cs"/>
+          <w:rFonts w:ascii="TH SarabunPSK" w:hAnsi="TH SarabunPSK" w:cs="TH SarabunPSK"/>
           <w:sz w:val="32"/>
           <w:szCs w:val="32"/>
           <w:cs/>
@@ -1147,7 +1110,7 @@
       </w:r>
       <w:r>
         <w:rPr>
-          <w:rFonts w:ascii="TH SarabunPSK" w:hAnsi="TH SarabunPSK" w:cs="TH SarabunPSK" w:hint="cs"/>
+          <w:rFonts w:ascii="TH SarabunPSK" w:hAnsi="TH SarabunPSK" w:cs="TH SarabunPSK"/>
           <w:sz w:val="32"/>
           <w:szCs w:val="32"/>
           <w:cs/>
@@ -1165,7 +1128,7 @@
       </w:r>
       <w:r>
         <w:rPr>
-          <w:rFonts w:ascii="TH SarabunPSK" w:hAnsi="TH SarabunPSK" w:cs="TH SarabunPSK" w:hint="cs"/>
+          <w:rFonts w:ascii="TH SarabunPSK" w:hAnsi="TH SarabunPSK" w:cs="TH SarabunPSK"/>
           <w:sz w:val="32"/>
           <w:szCs w:val="32"/>
           <w:cs/>
@@ -1182,7 +1145,7 @@
       </w:r>
       <w:r>
         <w:rPr>
-          <w:rFonts w:ascii="TH SarabunPSK" w:hAnsi="TH SarabunPSK" w:cs="TH SarabunPSK" w:hint="cs"/>
+          <w:rFonts w:ascii="TH SarabunPSK" w:hAnsi="TH SarabunPSK" w:cs="TH SarabunPSK"/>
           <w:sz w:val="32"/>
           <w:szCs w:val="32"/>
           <w:cs/>
@@ -1225,7 +1188,7 @@
       </w:r>
       <w:r>
         <w:rPr>
-          <w:rFonts w:ascii="TH SarabunPSK" w:hAnsi="TH SarabunPSK" w:cs="TH SarabunPSK" w:hint="cs"/>
+          <w:rFonts w:ascii="TH SarabunPSK" w:hAnsi="TH SarabunPSK" w:cs="TH SarabunPSK"/>
           <w:sz w:val="32"/>
           <w:szCs w:val="32"/>
           <w:cs/>
@@ -1234,7 +1197,7 @@
       </w:r>
       <w:r>
         <w:rPr>
-          <w:rFonts w:ascii="TH SarabunPSK" w:hAnsi="TH SarabunPSK" w:cs="TH SarabunPSK" w:hint="cs"/>
+          <w:rFonts w:ascii="TH SarabunPSK" w:hAnsi="TH SarabunPSK" w:cs="TH SarabunPSK"/>
           <w:color w:val="FFFFFF" w:themeColor="background1"/>
           <w:sz w:val="32"/>
           <w:szCs w:val="32"/>
@@ -1257,15 +1220,7 @@
           <w:sz w:val="32"/>
           <w:szCs w:val="32"/>
         </w:rPr>
-        <w:t xml:space="preserve"> </w:t>
-      </w:r>
-      <w:r>
-        <w:rPr>
-          <w:rFonts w:ascii="TH SarabunPSK" w:hAnsi="TH SarabunPSK" w:cs="TH SarabunPSK"/>
-          <w:sz w:val="32"/>
-          <w:szCs w:val="32"/>
-        </w:rPr>
-        <w:t>(Design)</w:t>
+        <w:t xml:space="preserve"> (Design)</w:t>
       </w:r>
     </w:p>
     <w:p>
@@ -1300,19 +1255,11 @@
           <w:cs/>
         </w:rPr>
         <w:tab/>
-      </w:r>
-      <w:r>
-        <w:rPr>
-          <w:rFonts w:ascii="TH SarabunPSK" w:hAnsi="TH SarabunPSK" w:cs="TH SarabunPSK" w:hint="cs"/>
-          <w:sz w:val="32"/>
-          <w:szCs w:val="32"/>
-          <w:cs/>
-        </w:rPr>
         <w:t>ด้านที่ 2</w:t>
       </w:r>
       <w:r>
         <w:rPr>
-          <w:rFonts w:ascii="TH SarabunPSK" w:hAnsi="TH SarabunPSK" w:cs="TH SarabunPSK" w:hint="cs"/>
+          <w:rFonts w:ascii="TH SarabunPSK" w:hAnsi="TH SarabunPSK" w:cs="TH SarabunPSK"/>
           <w:color w:val="FFFFFF" w:themeColor="background1"/>
           <w:sz w:val="32"/>
           <w:szCs w:val="32"/>
@@ -1335,15 +1282,7 @@
           <w:sz w:val="32"/>
           <w:szCs w:val="32"/>
         </w:rPr>
-        <w:t xml:space="preserve"> </w:t>
-      </w:r>
-      <w:r>
-        <w:rPr>
-          <w:rFonts w:ascii="TH SarabunPSK" w:hAnsi="TH SarabunPSK" w:cs="TH SarabunPSK"/>
-          <w:sz w:val="32"/>
-          <w:szCs w:val="32"/>
-        </w:rPr>
-        <w:t>(System Quality)</w:t>
+        <w:t xml:space="preserve"> (System Quality)</w:t>
       </w:r>
     </w:p>
     <w:p>
@@ -1378,19 +1317,11 @@
           <w:cs/>
         </w:rPr>
         <w:tab/>
-      </w:r>
-      <w:r>
-        <w:rPr>
-          <w:rFonts w:ascii="TH SarabunPSK" w:hAnsi="TH SarabunPSK" w:cs="TH SarabunPSK" w:hint="cs"/>
-          <w:sz w:val="32"/>
-          <w:szCs w:val="32"/>
-          <w:cs/>
-        </w:rPr>
         <w:t>ด้านที่ 3</w:t>
       </w:r>
       <w:r>
         <w:rPr>
-          <w:rFonts w:ascii="TH SarabunPSK" w:hAnsi="TH SarabunPSK" w:cs="TH SarabunPSK" w:hint="cs"/>
+          <w:rFonts w:ascii="TH SarabunPSK" w:hAnsi="TH SarabunPSK" w:cs="TH SarabunPSK"/>
           <w:color w:val="FFFFFF" w:themeColor="background1"/>
           <w:sz w:val="32"/>
           <w:szCs w:val="32"/>
@@ -1413,15 +1344,7 @@
           <w:sz w:val="32"/>
           <w:szCs w:val="32"/>
         </w:rPr>
-        <w:t xml:space="preserve"> </w:t>
-      </w:r>
-      <w:r>
-        <w:rPr>
-          <w:rFonts w:ascii="TH SarabunPSK" w:hAnsi="TH SarabunPSK" w:cs="TH SarabunPSK"/>
-          <w:sz w:val="32"/>
-          <w:szCs w:val="32"/>
-        </w:rPr>
-        <w:t>(Usability)</w:t>
+        <w:t xml:space="preserve"> (Usability)</w:t>
       </w:r>
     </w:p>
     <w:p>
@@ -1457,7 +1380,7 @@
       </w:r>
       <w:r>
         <w:rPr>
-          <w:rFonts w:ascii="TH SarabunPSK" w:hAnsi="TH SarabunPSK" w:cs="TH SarabunPSK" w:hint="cs"/>
+          <w:rFonts w:ascii="TH SarabunPSK" w:hAnsi="TH SarabunPSK" w:cs="TH SarabunPSK"/>
           <w:sz w:val="32"/>
           <w:szCs w:val="32"/>
           <w:cs/>
@@ -1474,7 +1397,7 @@
       </w:r>
       <w:r>
         <w:rPr>
-          <w:rFonts w:ascii="TH SarabunPSK" w:hAnsi="TH SarabunPSK" w:cs="TH SarabunPSK" w:hint="cs"/>
+          <w:rFonts w:ascii="TH SarabunPSK" w:hAnsi="TH SarabunPSK" w:cs="TH SarabunPSK"/>
           <w:color w:val="FFFFFF" w:themeColor="background1"/>
           <w:sz w:val="32"/>
           <w:szCs w:val="32"/>
@@ -1497,15 +1420,7 @@
           <w:sz w:val="32"/>
           <w:szCs w:val="32"/>
         </w:rPr>
-        <w:t xml:space="preserve"> </w:t>
-      </w:r>
-      <w:r>
-        <w:rPr>
-          <w:rFonts w:ascii="TH SarabunPSK" w:hAnsi="TH SarabunPSK" w:cs="TH SarabunPSK"/>
-          <w:sz w:val="32"/>
-          <w:szCs w:val="32"/>
-        </w:rPr>
-        <w:t>(Overall System)</w:t>
+        <w:t xml:space="preserve"> (Overall System)</w:t>
       </w:r>
     </w:p>
     <w:p>
@@ -1526,7 +1441,7 @@
       </w:pPr>
       <w:r>
         <w:rPr>
-          <w:rFonts w:ascii="TH SarabunPSK" w:hAnsi="TH SarabunPSK" w:cs="TH SarabunPSK" w:hint="cs"/>
+          <w:rFonts w:ascii="TH SarabunPSK" w:hAnsi="TH SarabunPSK" w:cs="TH SarabunPSK"/>
           <w:sz w:val="32"/>
           <w:szCs w:val="32"/>
           <w:cs/>
@@ -1535,7 +1450,7 @@
       </w:r>
       <w:r>
         <w:rPr>
-          <w:rFonts w:ascii="TH SarabunPSK" w:hAnsi="TH SarabunPSK" w:cs="TH SarabunPSK" w:hint="cs"/>
+          <w:rFonts w:ascii="TH SarabunPSK" w:hAnsi="TH SarabunPSK" w:cs="TH SarabunPSK"/>
           <w:color w:val="FFFFFF" w:themeColor="background1"/>
           <w:sz w:val="32"/>
           <w:szCs w:val="32"/>
@@ -1545,7 +1460,7 @@
       </w:r>
       <w:r>
         <w:rPr>
-          <w:rFonts w:ascii="TH SarabunPSK" w:hAnsi="TH SarabunPSK" w:cs="TH SarabunPSK" w:hint="cs"/>
+          <w:rFonts w:ascii="TH SarabunPSK" w:hAnsi="TH SarabunPSK" w:cs="TH SarabunPSK"/>
           <w:sz w:val="32"/>
           <w:szCs w:val="32"/>
           <w:cs/>
@@ -1702,7 +1617,6 @@
           <w:sz w:val="32"/>
           <w:szCs w:val="32"/>
         </w:rPr>
-        <w:lastRenderedPageBreak/>
         <w:t xml:space="preserve">3 </w:t>
       </w:r>
       <w:r>
@@ -1771,6 +1685,7 @@
           <w:sz w:val="32"/>
           <w:szCs w:val="32"/>
         </w:rPr>
+        <w:lastRenderedPageBreak/>
         <w:t xml:space="preserve">1 </w:t>
       </w:r>
       <w:r>
@@ -1780,16 +1695,7 @@
           <w:szCs w:val="32"/>
           <w:cs/>
         </w:rPr>
-        <w:t>คะแนน หมายถึง น้อยที่สุ</w:t>
-      </w:r>
-      <w:r>
-        <w:rPr>
-          <w:rFonts w:ascii="TH SarabunPSK" w:hAnsi="TH SarabunPSK" w:cs="TH SarabunPSK" w:hint="cs"/>
-          <w:sz w:val="32"/>
-          <w:szCs w:val="32"/>
-          <w:cs/>
-        </w:rPr>
-        <w:t>ด</w:t>
+        <w:t>คะแนน หมายถึง น้อยที่สุด</w:t>
       </w:r>
     </w:p>
     <w:p>
@@ -1827,21 +1733,12 @@
       </w:pPr>
       <w:r>
         <w:rPr>
-          <w:rFonts w:ascii="TH SarabunPSK" w:hAnsi="TH SarabunPSK" w:cs="TH SarabunPSK" w:hint="cs"/>
-          <w:sz w:val="32"/>
-          <w:szCs w:val="32"/>
-          <w:cs/>
-        </w:rPr>
-        <w:t>นาย</w:t>
-      </w:r>
-      <w:r>
-        <w:rPr>
-          <w:rFonts w:ascii="TH SarabunPSK" w:hAnsi="TH SarabunPSK" w:cs="TH SarabunPSK"/>
-          <w:sz w:val="32"/>
-          <w:szCs w:val="32"/>
-          <w:cs/>
-        </w:rPr>
-        <w:t>รัช</w:t>
+          <w:rFonts w:ascii="TH SarabunPSK" w:hAnsi="TH SarabunPSK" w:cs="TH SarabunPSK"/>
+          <w:sz w:val="32"/>
+          <w:szCs w:val="32"/>
+          <w:cs/>
+        </w:rPr>
+        <w:t>นายรัช</w:t>
       </w:r>
       <w:proofErr w:type="spellStart"/>
       <w:r>
@@ -1891,7 +1788,7 @@
           <w:szCs w:val="32"/>
           <w:cs/>
         </w:rPr>
-        <w:t>วัชร</w:t>
+        <w:t>วั</w:t>
       </w:r>
       <w:proofErr w:type="spellEnd"/>
       <w:r>
@@ -1901,16 +1798,7 @@
           <w:szCs w:val="32"/>
           <w:cs/>
         </w:rPr>
-        <w:t>์</w:t>
-      </w:r>
-      <w:r>
-        <w:rPr>
-          <w:rFonts w:ascii="TH SarabunPSK" w:hAnsi="TH SarabunPSK" w:cs="TH SarabunPSK" w:hint="cs"/>
-          <w:sz w:val="32"/>
-          <w:szCs w:val="32"/>
-          <w:cs/>
-        </w:rPr>
-        <w:t xml:space="preserve"> และนายวัชรินทร์ สายนันท์ </w:t>
+        <w:t xml:space="preserve">ชร์ และนายวัชรินทร์ สายนันท์ </w:t>
       </w:r>
     </w:p>
     <w:p>
@@ -1996,7 +1884,7 @@
               </wp:anchor>
             </w:drawing>
           </mc:Choice>
-          <mc:Fallback xmlns:oel="http://schemas.microsoft.com/office/2019/extlst" xmlns:w16du="http://schemas.microsoft.com/office/word/2023/wordml/word16du" xmlns:w16sdtfl="http://schemas.microsoft.com/office/word/2024/wordml/sdtformatlock" xmlns:w16sdtdh="http://schemas.microsoft.com/office/word/2020/wordml/sdtdatahash" xmlns:w16="http://schemas.microsoft.com/office/word/2018/wordml" xmlns:w16cex="http://schemas.microsoft.com/office/word/2018/wordml/cex">
+          <mc:Fallback xmlns:w16sdtfl="http://schemas.microsoft.com/office/word/2024/wordml/sdtformatlock" xmlns:w16du="http://schemas.microsoft.com/office/word/2023/wordml/word16du" xmlns:oel="http://schemas.microsoft.com/office/2019/extlst">
             <w:pict>
               <v:line w14:anchorId="03DCCD75" id="ตัวเชื่อมต่อตรง 1" o:spid="_x0000_s1026" style="position:absolute;flip:y;z-index:251661312;visibility:visible;mso-wrap-style:square;mso-width-percent:0;mso-height-percent:0;mso-wrap-distance-left:9pt;mso-wrap-distance-top:0;mso-wrap-distance-right:9pt;mso-wrap-distance-bottom:0;mso-position-horizontal:right;mso-position-horizontal-relative:margin;mso-position-vertical:absolute;mso-position-vertical-relative:text;mso-width-percent:0;mso-height-percent:0;mso-width-relative:margin;mso-height-relative:margin" from="380.8pt,23.05pt" to="812.8pt,23.05pt" o:gfxdata="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" strokecolor="windowText" strokeweight="1pt">
                 <v:stroke joinstyle="miter"/>
@@ -2013,20 +1901,11 @@
           <w:szCs w:val="32"/>
           <w:cs/>
         </w:rPr>
-        <w:t>ผู้วิจ</w:t>
-      </w:r>
-      <w:r>
-        <w:rPr>
-          <w:rFonts w:ascii="TH SarabunPSK" w:hAnsi="TH SarabunPSK" w:cs="TH SarabunPSK" w:hint="cs"/>
-          <w:sz w:val="32"/>
-          <w:szCs w:val="32"/>
-          <w:cs/>
-        </w:rPr>
-        <w:t>ั</w:t>
-      </w:r>
-      <w:r>
-        <w:rPr>
-          <w:rFonts w:ascii="TH SarabunPSK" w:hAnsi="TH SarabunPSK" w:cs="TH SarabunPSK" w:hint="cs"/>
+        <w:t>ผู้วิจั</w:t>
+      </w:r>
+      <w:r>
+        <w:rPr>
+          <w:rFonts w:ascii="TH SarabunPSK" w:hAnsi="TH SarabunPSK" w:cs="TH SarabunPSK"/>
           <w:sz w:val="32"/>
           <w:szCs w:val="32"/>
           <w:cs/>
@@ -2065,7 +1944,7 @@
       </w:r>
       <w:r>
         <w:rPr>
-          <w:rFonts w:ascii="TH SarabunPSK" w:hAnsi="TH SarabunPSK" w:cs="TH SarabunPSK" w:hint="cs"/>
+          <w:rFonts w:ascii="TH SarabunPSK" w:hAnsi="TH SarabunPSK" w:cs="TH SarabunPSK"/>
           <w:b/>
           <w:bCs/>
           <w:sz w:val="34"/>
@@ -2087,7 +1966,7 @@
       </w:r>
       <w:r>
         <w:rPr>
-          <w:rFonts w:ascii="TH SarabunPSK" w:hAnsi="TH SarabunPSK" w:cs="TH SarabunPSK" w:hint="cs"/>
+          <w:rFonts w:ascii="TH SarabunPSK" w:hAnsi="TH SarabunPSK" w:cs="TH SarabunPSK"/>
           <w:b/>
           <w:bCs/>
           <w:sz w:val="34"/>
@@ -2121,7 +2000,8 @@
           <w:rFonts w:ascii="TH SarabunPSK" w:hAnsi="TH SarabunPSK" w:cs="TH SarabunPSK"/>
           <w:b/>
           <w:bCs/>
-          <w:szCs w:val="24"/>
+          <w:sz w:val="32"/>
+          <w:szCs w:val="32"/>
         </w:rPr>
       </w:pPr>
     </w:p>
@@ -2143,7 +2023,7 @@
       </w:pPr>
       <w:r>
         <w:rPr>
-          <w:rFonts w:ascii="TH SarabunPSK" w:hAnsi="TH SarabunPSK" w:cs="TH SarabunPSK" w:hint="cs"/>
+          <w:rFonts w:ascii="TH SarabunPSK" w:hAnsi="TH SarabunPSK" w:cs="TH SarabunPSK"/>
           <w:b/>
           <w:bCs/>
           <w:sz w:val="32"/>
@@ -2154,7 +2034,7 @@
       </w:r>
       <w:r>
         <w:rPr>
-          <w:rFonts w:ascii="TH SarabunPSK" w:hAnsi="TH SarabunPSK" w:cs="TH SarabunPSK" w:hint="cs"/>
+          <w:rFonts w:ascii="TH SarabunPSK" w:hAnsi="TH SarabunPSK" w:cs="TH SarabunPSK"/>
           <w:b/>
           <w:bCs/>
           <w:color w:val="FFFFFF" w:themeColor="background1"/>
@@ -2162,11 +2042,11 @@
           <w:szCs w:val="32"/>
           <w:cs/>
         </w:rPr>
-        <w:t>**</w:t>
-      </w:r>
-      <w:r>
-        <w:rPr>
-          <w:rFonts w:ascii="TH SarabunPSK" w:hAnsi="TH SarabunPSK" w:cs="TH SarabunPSK" w:hint="cs"/>
+        <w:t>*</w:t>
+      </w:r>
+      <w:r>
+        <w:rPr>
+          <w:rFonts w:ascii="TH SarabunPSK" w:hAnsi="TH SarabunPSK" w:cs="TH SarabunPSK"/>
           <w:b/>
           <w:bCs/>
           <w:sz w:val="32"/>
@@ -2174,6 +2054,728 @@
           <w:cs/>
         </w:rPr>
         <w:t>ข้อมูลทั่วไป</w:t>
+      </w:r>
+      <w:r>
+        <w:rPr>
+          <w:rFonts w:ascii="TH SarabunPSK" w:eastAsia="Calibri" w:hAnsi="TH SarabunPSK" w:cs="TH SarabunPSK"/>
+          <w:color w:val="FFFFFF"/>
+          <w:kern w:val="0"/>
+          <w:sz w:val="32"/>
+          <w:szCs w:val="32"/>
+          <w:u w:val="dotted"/>
+          <w14:ligatures w14:val="none"/>
+        </w:rPr>
+        <w:t>.</w:t>
+      </w:r>
+      <w:r>
+        <w:rPr>
+          <w:rFonts w:ascii="TH SarabunPSK" w:eastAsia="Calibri" w:hAnsi="TH SarabunPSK" w:cs="TH SarabunPSK" w:hint="cs"/>
+          <w:color w:val="FFFFFF"/>
+          <w:kern w:val="0"/>
+          <w:sz w:val="32"/>
+          <w:szCs w:val="32"/>
+          <w:u w:val="dotted"/>
+          <w:cs/>
+          <w14:ligatures w14:val="none"/>
+        </w:rPr>
+        <w:t xml:space="preserve"> </w:t>
+      </w:r>
+      <w:r>
+        <w:rPr>
+          <w:rFonts w:ascii="TH SarabunPSK" w:eastAsia="Calibri" w:hAnsi="TH SarabunPSK" w:cs="TH SarabunPSK" w:hint="cs"/>
+          <w:kern w:val="0"/>
+          <w:sz w:val="32"/>
+          <w:szCs w:val="32"/>
+          <w:u w:val="dotted"/>
+          <w:cs/>
+          <w14:ligatures w14:val="none"/>
+        </w:rPr>
+        <w:t xml:space="preserve">                                                                                                       </w:t>
+      </w:r>
+    </w:p>
+    <w:p>
+      <w:pPr>
+        <w:tabs>
+          <w:tab w:val="left" w:pos="567"/>
+          <w:tab w:val="left" w:pos="1701"/>
+          <w:tab w:val="left" w:pos="1985"/>
+          <w:tab w:val="left" w:pos="2835"/>
+          <w:tab w:val="left" w:pos="4253"/>
+        </w:tabs>
+        <w:spacing w:after="0" w:line="240" w:lineRule="auto"/>
+        <w:rPr>
+          <w:rFonts w:ascii="TH SarabunPSK" w:eastAsia="Calibri" w:hAnsi="TH SarabunPSK" w:cs="TH SarabunPSK"/>
+          <w:kern w:val="0"/>
+          <w:sz w:val="32"/>
+          <w:szCs w:val="32"/>
+          <w14:ligatures w14:val="none"/>
+        </w:rPr>
+      </w:pPr>
+      <w:r>
+        <w:rPr>
+          <w:rFonts w:ascii="TH SarabunPSK" w:eastAsia="Calibri" w:hAnsi="TH SarabunPSK" w:cs="TH SarabunPSK"/>
+          <w:kern w:val="0"/>
+          <w:sz w:val="32"/>
+          <w:szCs w:val="32"/>
+          <w14:ligatures w14:val="none"/>
+        </w:rPr>
+        <w:tab/>
+      </w:r>
+      <w:r>
+        <w:rPr>
+          <w:rFonts w:ascii="TH SarabunPSK" w:eastAsia="Calibri" w:hAnsi="TH SarabunPSK" w:cs="TH SarabunPSK"/>
+          <w:kern w:val="0"/>
+          <w:sz w:val="32"/>
+          <w:szCs w:val="32"/>
+          <w:cs/>
+          <w14:ligatures w14:val="none"/>
+        </w:rPr>
+        <w:t xml:space="preserve">โปรดให้รายละเอียดที่เกี่ยวกับตัวของท่าน โดยเขียนเครื่องหมาย </w:t>
+      </w:r>
+      <w:r>
+        <w:rPr>
+          <w:rFonts w:ascii="Segoe UI Symbol" w:eastAsia="Calibri" w:hAnsi="Segoe UI Symbol" w:cs="Segoe UI Symbol" w:hint="cs"/>
+          <w:kern w:val="0"/>
+          <w:sz w:val="32"/>
+          <w:szCs w:val="32"/>
+          <w:cs/>
+          <w14:ligatures w14:val="none"/>
+        </w:rPr>
+        <w:t>✓</w:t>
+      </w:r>
+      <w:r>
+        <w:rPr>
+          <w:rFonts w:ascii="TH SarabunPSK" w:eastAsia="Calibri" w:hAnsi="TH SarabunPSK" w:cs="TH SarabunPSK"/>
+          <w:kern w:val="0"/>
+          <w:sz w:val="32"/>
+          <w:szCs w:val="32"/>
+          <w:cs/>
+          <w14:ligatures w14:val="none"/>
+        </w:rPr>
+        <w:t xml:space="preserve"> </w:t>
+      </w:r>
+      <w:r>
+        <w:rPr>
+          <w:rFonts w:ascii="TH SarabunPSK" w:eastAsia="Calibri" w:hAnsi="TH SarabunPSK" w:cs="TH SarabunPSK" w:hint="cs"/>
+          <w:kern w:val="0"/>
+          <w:sz w:val="32"/>
+          <w:szCs w:val="32"/>
+          <w:cs/>
+          <w14:ligatures w14:val="none"/>
+        </w:rPr>
+        <w:t xml:space="preserve">ลงในช่องว่างให้สมบูรณ์                                                                                                      </w:t>
+      </w:r>
+    </w:p>
+    <w:p>
+      <w:pPr>
+        <w:tabs>
+          <w:tab w:val="left" w:pos="567"/>
+          <w:tab w:val="left" w:pos="1701"/>
+          <w:tab w:val="left" w:pos="1985"/>
+          <w:tab w:val="left" w:pos="2835"/>
+          <w:tab w:val="left" w:pos="4253"/>
+        </w:tabs>
+        <w:spacing w:after="0" w:line="240" w:lineRule="auto"/>
+        <w:rPr>
+          <w:rFonts w:ascii="TH SarabunPSK" w:eastAsia="Calibri" w:hAnsi="TH SarabunPSK" w:cs="TH SarabunPSK"/>
+          <w:kern w:val="0"/>
+          <w:sz w:val="32"/>
+          <w:szCs w:val="32"/>
+          <w14:ligatures w14:val="none"/>
+        </w:rPr>
+      </w:pPr>
+      <w:r>
+        <w:rPr>
+          <w:rFonts w:ascii="TH SarabunPSK" w:eastAsia="Calibri" w:hAnsi="TH SarabunPSK" w:cs="TH SarabunPSK"/>
+          <w:kern w:val="0"/>
+          <w:sz w:val="32"/>
+          <w:szCs w:val="32"/>
+          <w14:ligatures w14:val="none"/>
+        </w:rPr>
+        <w:tab/>
+      </w:r>
+      <w:r>
+        <w:rPr>
+          <w:rFonts w:ascii="TH SarabunPSK" w:eastAsia="Calibri" w:hAnsi="TH SarabunPSK" w:cs="TH SarabunPSK" w:hint="cs"/>
+          <w:kern w:val="0"/>
+          <w:sz w:val="32"/>
+          <w:szCs w:val="32"/>
+          <w:cs/>
+          <w14:ligatures w14:val="none"/>
+        </w:rPr>
+        <w:t>เพศ</w:t>
+      </w:r>
+      <w:r>
+        <w:rPr>
+          <w:rFonts w:ascii="TH SarabunPSK" w:eastAsia="Calibri" w:hAnsi="TH SarabunPSK" w:cs="TH SarabunPSK"/>
+          <w:kern w:val="0"/>
+          <w:sz w:val="32"/>
+          <w:szCs w:val="32"/>
+          <w14:ligatures w14:val="none"/>
+        </w:rPr>
+        <w:t xml:space="preserve"> </w:t>
+      </w:r>
+      <w:r>
+        <w:rPr>
+          <w:rFonts w:ascii="TH SarabunPSK" w:eastAsia="Calibri" w:hAnsi="TH SarabunPSK" w:cs="TH SarabunPSK"/>
+          <w:kern w:val="0"/>
+          <w:sz w:val="32"/>
+          <w:szCs w:val="32"/>
+          <w14:ligatures w14:val="none"/>
+        </w:rPr>
+        <w:tab/>
+      </w:r>
+      <w:r>
+        <w:rPr>
+          <w:rFonts w:ascii="TH SarabunPSK" w:eastAsia="Calibri" w:hAnsi="TH SarabunPSK" w:cs="TH SarabunPSK"/>
+          <w:kern w:val="0"/>
+          <w:sz w:val="32"/>
+          <w:szCs w:val="32"/>
+          <w:cs/>
+          <w14:ligatures w14:val="none"/>
+        </w:rPr>
+        <w:tab/>
+      </w:r>
+      <w:r>
+        <w:rPr>
+          <w:rFonts w:ascii="TH SarabunPSK" w:eastAsia="Calibri" w:hAnsi="TH SarabunPSK" w:cs="TH SarabunPSK" w:hint="cs"/>
+          <w:kern w:val="0"/>
+          <w:sz w:val="32"/>
+          <w:szCs w:val="32"/>
+          <w14:ligatures w14:val="none"/>
+        </w:rPr>
+        <w:sym w:font="Wingdings 2" w:char="F0A3"/>
+      </w:r>
+      <w:r>
+        <w:rPr>
+          <w:rFonts w:ascii="TH SarabunPSK" w:eastAsia="Calibri" w:hAnsi="TH SarabunPSK" w:cs="TH SarabunPSK" w:hint="cs"/>
+          <w:kern w:val="0"/>
+          <w:sz w:val="32"/>
+          <w:szCs w:val="32"/>
+          <w:cs/>
+          <w14:ligatures w14:val="none"/>
+        </w:rPr>
+        <w:t xml:space="preserve"> ชาย</w:t>
+      </w:r>
+      <w:r>
+        <w:rPr>
+          <w:rFonts w:ascii="TH SarabunPSK" w:eastAsia="Calibri" w:hAnsi="TH SarabunPSK" w:cs="TH SarabunPSK"/>
+          <w:kern w:val="0"/>
+          <w:sz w:val="32"/>
+          <w:szCs w:val="32"/>
+          <w:cs/>
+          <w14:ligatures w14:val="none"/>
+        </w:rPr>
+        <w:tab/>
+      </w:r>
+      <w:r>
+        <w:rPr>
+          <w:rFonts w:ascii="TH SarabunPSK" w:eastAsia="Calibri" w:hAnsi="TH SarabunPSK" w:cs="TH SarabunPSK"/>
+          <w:kern w:val="0"/>
+          <w:sz w:val="32"/>
+          <w:szCs w:val="32"/>
+          <w:cs/>
+          <w14:ligatures w14:val="none"/>
+        </w:rPr>
+        <w:tab/>
+      </w:r>
+      <w:r>
+        <w:rPr>
+          <w:rFonts w:ascii="TH SarabunPSK" w:eastAsia="Calibri" w:hAnsi="TH SarabunPSK" w:cs="TH SarabunPSK" w:hint="cs"/>
+          <w:kern w:val="0"/>
+          <w:sz w:val="32"/>
+          <w:szCs w:val="32"/>
+          <w14:ligatures w14:val="none"/>
+        </w:rPr>
+        <w:sym w:font="Wingdings 2" w:char="F0A3"/>
+      </w:r>
+      <w:r>
+        <w:rPr>
+          <w:rFonts w:ascii="TH SarabunPSK" w:eastAsia="Calibri" w:hAnsi="TH SarabunPSK" w:cs="TH SarabunPSK" w:hint="cs"/>
+          <w:kern w:val="0"/>
+          <w:sz w:val="32"/>
+          <w:szCs w:val="32"/>
+          <w:cs/>
+          <w14:ligatures w14:val="none"/>
+        </w:rPr>
+        <w:t xml:space="preserve"> หญิง</w:t>
+      </w:r>
+    </w:p>
+    <w:p>
+      <w:pPr>
+        <w:tabs>
+          <w:tab w:val="left" w:pos="567"/>
+          <w:tab w:val="left" w:pos="1701"/>
+          <w:tab w:val="left" w:pos="1985"/>
+          <w:tab w:val="left" w:pos="2835"/>
+          <w:tab w:val="left" w:pos="4253"/>
+          <w:tab w:val="left" w:pos="6521"/>
+        </w:tabs>
+        <w:spacing w:after="0" w:line="240" w:lineRule="auto"/>
+        <w:rPr>
+          <w:rFonts w:ascii="TH SarabunPSK" w:eastAsia="Calibri" w:hAnsi="TH SarabunPSK" w:cs="TH SarabunPSK"/>
+          <w:kern w:val="0"/>
+          <w:sz w:val="32"/>
+          <w:szCs w:val="32"/>
+          <w14:ligatures w14:val="none"/>
+        </w:rPr>
+      </w:pPr>
+      <w:r>
+        <w:rPr>
+          <w:rFonts w:ascii="TH SarabunPSK" w:eastAsia="Calibri" w:hAnsi="TH SarabunPSK" w:cs="TH SarabunPSK"/>
+          <w:kern w:val="0"/>
+          <w:sz w:val="32"/>
+          <w:szCs w:val="32"/>
+          <w14:ligatures w14:val="none"/>
+        </w:rPr>
+        <w:tab/>
+      </w:r>
+      <w:r>
+        <w:rPr>
+          <w:rFonts w:ascii="TH SarabunPSK" w:eastAsia="Calibri" w:hAnsi="TH SarabunPSK" w:cs="TH SarabunPSK" w:hint="cs"/>
+          <w:kern w:val="0"/>
+          <w:sz w:val="32"/>
+          <w:szCs w:val="32"/>
+          <w:cs/>
+          <w14:ligatures w14:val="none"/>
+        </w:rPr>
+        <w:t>อายุ</w:t>
+      </w:r>
+      <w:r>
+        <w:rPr>
+          <w:rFonts w:ascii="TH SarabunPSK" w:eastAsia="Calibri" w:hAnsi="TH SarabunPSK" w:cs="TH SarabunPSK"/>
+          <w:kern w:val="0"/>
+          <w:sz w:val="32"/>
+          <w:szCs w:val="32"/>
+          <w:cs/>
+          <w14:ligatures w14:val="none"/>
+        </w:rPr>
+        <w:tab/>
+      </w:r>
+      <w:r>
+        <w:rPr>
+          <w:rFonts w:ascii="TH SarabunPSK" w:eastAsia="Calibri" w:hAnsi="TH SarabunPSK" w:cs="TH SarabunPSK"/>
+          <w:kern w:val="0"/>
+          <w:sz w:val="32"/>
+          <w:szCs w:val="32"/>
+          <w:cs/>
+          <w14:ligatures w14:val="none"/>
+        </w:rPr>
+        <w:tab/>
+      </w:r>
+      <w:r>
+        <w:rPr>
+          <w:rFonts w:ascii="TH SarabunPSK" w:eastAsia="Calibri" w:hAnsi="TH SarabunPSK" w:cs="TH SarabunPSK" w:hint="cs"/>
+          <w:kern w:val="0"/>
+          <w:sz w:val="32"/>
+          <w:szCs w:val="32"/>
+          <w14:ligatures w14:val="none"/>
+        </w:rPr>
+        <w:sym w:font="Wingdings 2" w:char="F0A3"/>
+      </w:r>
+      <w:r>
+        <w:rPr>
+          <w:rFonts w:ascii="TH SarabunPSK" w:eastAsia="Calibri" w:hAnsi="TH SarabunPSK" w:cs="TH SarabunPSK" w:hint="cs"/>
+          <w:kern w:val="0"/>
+          <w:sz w:val="32"/>
+          <w:szCs w:val="32"/>
+          <w:cs/>
+          <w14:ligatures w14:val="none"/>
+        </w:rPr>
+        <w:t xml:space="preserve"> อายุไม่เกิน 20 ปี</w:t>
+      </w:r>
+      <w:r>
+        <w:rPr>
+          <w:rFonts w:ascii="TH SarabunPSK" w:eastAsia="Calibri" w:hAnsi="TH SarabunPSK" w:cs="TH SarabunPSK"/>
+          <w:kern w:val="0"/>
+          <w:sz w:val="32"/>
+          <w:szCs w:val="32"/>
+          <w:cs/>
+          <w14:ligatures w14:val="none"/>
+        </w:rPr>
+        <w:tab/>
+      </w:r>
+      <w:r>
+        <w:rPr>
+          <w:rFonts w:ascii="TH SarabunPSK" w:eastAsia="Calibri" w:hAnsi="TH SarabunPSK" w:cs="TH SarabunPSK" w:hint="cs"/>
+          <w:kern w:val="0"/>
+          <w:sz w:val="32"/>
+          <w:szCs w:val="32"/>
+          <w14:ligatures w14:val="none"/>
+        </w:rPr>
+        <w:sym w:font="Wingdings 2" w:char="F0A3"/>
+      </w:r>
+      <w:r>
+        <w:rPr>
+          <w:rFonts w:ascii="TH SarabunPSK" w:eastAsia="Calibri" w:hAnsi="TH SarabunPSK" w:cs="TH SarabunPSK" w:hint="cs"/>
+          <w:kern w:val="0"/>
+          <w:sz w:val="32"/>
+          <w:szCs w:val="32"/>
+          <w:cs/>
+          <w14:ligatures w14:val="none"/>
+        </w:rPr>
+        <w:t xml:space="preserve"> 21 </w:t>
+      </w:r>
+      <w:r>
+        <w:rPr>
+          <w:rFonts w:ascii="TH SarabunPSK" w:eastAsia="Calibri" w:hAnsi="TH SarabunPSK" w:cs="TH SarabunPSK"/>
+          <w:kern w:val="0"/>
+          <w:sz w:val="32"/>
+          <w:szCs w:val="32"/>
+          <w:cs/>
+          <w14:ligatures w14:val="none"/>
+        </w:rPr>
+        <w:t>–</w:t>
+      </w:r>
+      <w:r>
+        <w:rPr>
+          <w:rFonts w:ascii="TH SarabunPSK" w:eastAsia="Calibri" w:hAnsi="TH SarabunPSK" w:cs="TH SarabunPSK" w:hint="cs"/>
+          <w:kern w:val="0"/>
+          <w:sz w:val="32"/>
+          <w:szCs w:val="32"/>
+          <w:cs/>
+          <w14:ligatures w14:val="none"/>
+        </w:rPr>
+        <w:t xml:space="preserve"> 30 ปี              </w:t>
+      </w:r>
+      <w:r>
+        <w:rPr>
+          <w:rFonts w:ascii="TH SarabunPSK" w:eastAsia="Calibri" w:hAnsi="TH SarabunPSK" w:cs="TH SarabunPSK" w:hint="cs"/>
+          <w:kern w:val="0"/>
+          <w:sz w:val="32"/>
+          <w:szCs w:val="32"/>
+          <w14:ligatures w14:val="none"/>
+        </w:rPr>
+        <w:sym w:font="Wingdings 2" w:char="F0A3"/>
+      </w:r>
+      <w:r>
+        <w:rPr>
+          <w:rFonts w:ascii="TH SarabunPSK" w:eastAsia="Calibri" w:hAnsi="TH SarabunPSK" w:cs="TH SarabunPSK" w:hint="cs"/>
+          <w:kern w:val="0"/>
+          <w:sz w:val="32"/>
+          <w:szCs w:val="32"/>
+          <w:cs/>
+          <w14:ligatures w14:val="none"/>
+        </w:rPr>
+        <w:t xml:space="preserve"> 31 </w:t>
+      </w:r>
+      <w:r>
+        <w:rPr>
+          <w:rFonts w:ascii="TH SarabunPSK" w:eastAsia="Calibri" w:hAnsi="TH SarabunPSK" w:cs="TH SarabunPSK"/>
+          <w:kern w:val="0"/>
+          <w:sz w:val="32"/>
+          <w:szCs w:val="32"/>
+          <w:cs/>
+          <w14:ligatures w14:val="none"/>
+        </w:rPr>
+        <w:t>–</w:t>
+      </w:r>
+      <w:r>
+        <w:rPr>
+          <w:rFonts w:ascii="TH SarabunPSK" w:eastAsia="Calibri" w:hAnsi="TH SarabunPSK" w:cs="TH SarabunPSK" w:hint="cs"/>
+          <w:kern w:val="0"/>
+          <w:sz w:val="32"/>
+          <w:szCs w:val="32"/>
+          <w:cs/>
+          <w14:ligatures w14:val="none"/>
+        </w:rPr>
+        <w:t xml:space="preserve"> 40 ปี</w:t>
+      </w:r>
+    </w:p>
+    <w:p>
+      <w:pPr>
+        <w:tabs>
+          <w:tab w:val="left" w:pos="567"/>
+          <w:tab w:val="left" w:pos="1701"/>
+          <w:tab w:val="left" w:pos="1985"/>
+          <w:tab w:val="left" w:pos="2835"/>
+          <w:tab w:val="left" w:pos="4253"/>
+          <w:tab w:val="left" w:pos="6521"/>
+        </w:tabs>
+        <w:spacing w:after="0" w:line="240" w:lineRule="auto"/>
+        <w:rPr>
+          <w:rFonts w:ascii="TH SarabunPSK" w:eastAsia="Calibri" w:hAnsi="TH SarabunPSK" w:cs="TH SarabunPSK"/>
+          <w:kern w:val="0"/>
+          <w:sz w:val="32"/>
+          <w:szCs w:val="32"/>
+          <w14:ligatures w14:val="none"/>
+        </w:rPr>
+      </w:pPr>
+      <w:r>
+        <w:rPr>
+          <w:rFonts w:ascii="TH SarabunPSK" w:eastAsia="Calibri" w:hAnsi="TH SarabunPSK" w:cs="TH SarabunPSK"/>
+          <w:kern w:val="0"/>
+          <w:sz w:val="32"/>
+          <w:szCs w:val="32"/>
+          <w:cs/>
+          <w14:ligatures w14:val="none"/>
+        </w:rPr>
+        <w:tab/>
+      </w:r>
+      <w:r>
+        <w:rPr>
+          <w:rFonts w:ascii="TH SarabunPSK" w:eastAsia="Calibri" w:hAnsi="TH SarabunPSK" w:cs="TH SarabunPSK"/>
+          <w:kern w:val="0"/>
+          <w:sz w:val="32"/>
+          <w:szCs w:val="32"/>
+          <w:cs/>
+          <w14:ligatures w14:val="none"/>
+        </w:rPr>
+        <w:tab/>
+      </w:r>
+      <w:r>
+        <w:rPr>
+          <w:rFonts w:ascii="TH SarabunPSK" w:eastAsia="Calibri" w:hAnsi="TH SarabunPSK" w:cs="TH SarabunPSK"/>
+          <w:kern w:val="0"/>
+          <w:sz w:val="32"/>
+          <w:szCs w:val="32"/>
+          <w14:ligatures w14:val="none"/>
+        </w:rPr>
+        <w:tab/>
+      </w:r>
+      <w:r>
+        <w:rPr>
+          <w:rFonts w:ascii="TH SarabunPSK" w:eastAsia="Calibri" w:hAnsi="TH SarabunPSK" w:cs="TH SarabunPSK" w:hint="cs"/>
+          <w:kern w:val="0"/>
+          <w:sz w:val="32"/>
+          <w:szCs w:val="32"/>
+          <w14:ligatures w14:val="none"/>
+        </w:rPr>
+        <w:sym w:font="Wingdings 2" w:char="F0A3"/>
+      </w:r>
+      <w:r>
+        <w:rPr>
+          <w:rFonts w:ascii="TH SarabunPSK" w:eastAsia="Calibri" w:hAnsi="TH SarabunPSK" w:cs="TH SarabunPSK" w:hint="cs"/>
+          <w:kern w:val="0"/>
+          <w:sz w:val="32"/>
+          <w:szCs w:val="32"/>
+          <w:cs/>
+          <w14:ligatures w14:val="none"/>
+        </w:rPr>
+        <w:t xml:space="preserve"> 41 </w:t>
+      </w:r>
+      <w:r>
+        <w:rPr>
+          <w:rFonts w:ascii="TH SarabunPSK" w:eastAsia="Calibri" w:hAnsi="TH SarabunPSK" w:cs="TH SarabunPSK"/>
+          <w:kern w:val="0"/>
+          <w:sz w:val="32"/>
+          <w:szCs w:val="32"/>
+          <w:cs/>
+          <w14:ligatures w14:val="none"/>
+        </w:rPr>
+        <w:t>–</w:t>
+      </w:r>
+      <w:r>
+        <w:rPr>
+          <w:rFonts w:ascii="TH SarabunPSK" w:eastAsia="Calibri" w:hAnsi="TH SarabunPSK" w:cs="TH SarabunPSK" w:hint="cs"/>
+          <w:kern w:val="0"/>
+          <w:sz w:val="32"/>
+          <w:szCs w:val="32"/>
+          <w:cs/>
+          <w14:ligatures w14:val="none"/>
+        </w:rPr>
+        <w:t xml:space="preserve"> 50 ปี</w:t>
+      </w:r>
+      <w:r>
+        <w:rPr>
+          <w:rFonts w:ascii="TH SarabunPSK" w:eastAsia="Calibri" w:hAnsi="TH SarabunPSK" w:cs="TH SarabunPSK"/>
+          <w:kern w:val="0"/>
+          <w:sz w:val="32"/>
+          <w:szCs w:val="32"/>
+          <w:cs/>
+          <w14:ligatures w14:val="none"/>
+        </w:rPr>
+        <w:tab/>
+      </w:r>
+      <w:r>
+        <w:rPr>
+          <w:rFonts w:ascii="TH SarabunPSK" w:eastAsia="Calibri" w:hAnsi="TH SarabunPSK" w:cs="TH SarabunPSK" w:hint="cs"/>
+          <w:kern w:val="0"/>
+          <w:sz w:val="32"/>
+          <w:szCs w:val="32"/>
+          <w14:ligatures w14:val="none"/>
+        </w:rPr>
+        <w:sym w:font="Wingdings 2" w:char="F0A3"/>
+      </w:r>
+      <w:r>
+        <w:rPr>
+          <w:rFonts w:ascii="TH SarabunPSK" w:eastAsia="Calibri" w:hAnsi="TH SarabunPSK" w:cs="TH SarabunPSK" w:hint="cs"/>
+          <w:kern w:val="0"/>
+          <w:sz w:val="32"/>
+          <w:szCs w:val="32"/>
+          <w:cs/>
+          <w14:ligatures w14:val="none"/>
+        </w:rPr>
+        <w:t xml:space="preserve"> 51 </w:t>
+      </w:r>
+      <w:r>
+        <w:rPr>
+          <w:rFonts w:ascii="TH SarabunPSK" w:eastAsia="Calibri" w:hAnsi="TH SarabunPSK" w:cs="TH SarabunPSK"/>
+          <w:kern w:val="0"/>
+          <w:sz w:val="32"/>
+          <w:szCs w:val="32"/>
+          <w:cs/>
+          <w14:ligatures w14:val="none"/>
+        </w:rPr>
+        <w:t>–</w:t>
+      </w:r>
+      <w:r>
+        <w:rPr>
+          <w:rFonts w:ascii="TH SarabunPSK" w:eastAsia="Calibri" w:hAnsi="TH SarabunPSK" w:cs="TH SarabunPSK" w:hint="cs"/>
+          <w:kern w:val="0"/>
+          <w:sz w:val="32"/>
+          <w:szCs w:val="32"/>
+          <w:cs/>
+          <w14:ligatures w14:val="none"/>
+        </w:rPr>
+        <w:t xml:space="preserve"> 60 ปี              </w:t>
+      </w:r>
+      <w:r>
+        <w:rPr>
+          <w:rFonts w:ascii="TH SarabunPSK" w:eastAsia="Calibri" w:hAnsi="TH SarabunPSK" w:cs="TH SarabunPSK" w:hint="cs"/>
+          <w:kern w:val="0"/>
+          <w:sz w:val="32"/>
+          <w:szCs w:val="32"/>
+          <w14:ligatures w14:val="none"/>
+        </w:rPr>
+        <w:sym w:font="Wingdings 2" w:char="F0A3"/>
+      </w:r>
+      <w:r>
+        <w:rPr>
+          <w:rFonts w:ascii="TH SarabunPSK" w:eastAsia="Calibri" w:hAnsi="TH SarabunPSK" w:cs="TH SarabunPSK" w:hint="cs"/>
+          <w:kern w:val="0"/>
+          <w:sz w:val="32"/>
+          <w:szCs w:val="32"/>
+          <w:cs/>
+          <w14:ligatures w14:val="none"/>
+        </w:rPr>
+        <w:t xml:space="preserve"> 61 ปีขึ้นไป</w:t>
+      </w:r>
+    </w:p>
+    <w:p>
+      <w:pPr>
+        <w:tabs>
+          <w:tab w:val="left" w:pos="567"/>
+          <w:tab w:val="left" w:pos="1985"/>
+          <w:tab w:val="left" w:pos="2835"/>
+          <w:tab w:val="left" w:pos="4253"/>
+          <w:tab w:val="left" w:pos="5670"/>
+          <w:tab w:val="left" w:pos="6521"/>
+        </w:tabs>
+        <w:spacing w:after="0" w:line="240" w:lineRule="auto"/>
+        <w:rPr>
+          <w:rFonts w:ascii="TH SarabunPSK" w:eastAsia="Calibri" w:hAnsi="TH SarabunPSK" w:cs="TH SarabunPSK"/>
+          <w:kern w:val="0"/>
+          <w:sz w:val="32"/>
+          <w:szCs w:val="32"/>
+          <w:cs/>
+          <w14:ligatures w14:val="none"/>
+        </w:rPr>
+      </w:pPr>
+      <w:r>
+        <w:rPr>
+          <w:rFonts w:ascii="TH SarabunPSK" w:eastAsia="Calibri" w:hAnsi="TH SarabunPSK" w:cs="TH SarabunPSK"/>
+          <w:kern w:val="0"/>
+          <w:sz w:val="32"/>
+          <w:szCs w:val="32"/>
+          <w14:ligatures w14:val="none"/>
+        </w:rPr>
+        <w:tab/>
+      </w:r>
+      <w:r>
+        <w:rPr>
+          <w:rFonts w:ascii="TH SarabunPSK" w:eastAsia="Calibri" w:hAnsi="TH SarabunPSK" w:cs="TH SarabunPSK" w:hint="cs"/>
+          <w:kern w:val="0"/>
+          <w:sz w:val="32"/>
+          <w:szCs w:val="32"/>
+          <w:cs/>
+          <w14:ligatures w14:val="none"/>
+        </w:rPr>
+        <w:t>ระดับการศึกษา</w:t>
+      </w:r>
+      <w:r>
+        <w:rPr>
+          <w:rFonts w:ascii="TH SarabunPSK" w:eastAsia="Calibri" w:hAnsi="TH SarabunPSK" w:cs="TH SarabunPSK"/>
+          <w:kern w:val="0"/>
+          <w:sz w:val="32"/>
+          <w:szCs w:val="32"/>
+          <w14:ligatures w14:val="none"/>
+        </w:rPr>
+        <w:tab/>
+      </w:r>
+      <w:r>
+        <w:rPr>
+          <w:rFonts w:ascii="TH SarabunPSK" w:eastAsia="Calibri" w:hAnsi="TH SarabunPSK" w:cs="TH SarabunPSK" w:hint="cs"/>
+          <w:kern w:val="0"/>
+          <w:sz w:val="32"/>
+          <w:szCs w:val="32"/>
+          <w14:ligatures w14:val="none"/>
+        </w:rPr>
+        <w:sym w:font="Wingdings 2" w:char="F0A3"/>
+      </w:r>
+      <w:r>
+        <w:rPr>
+          <w:rFonts w:ascii="TH SarabunPSK" w:eastAsia="Calibri" w:hAnsi="TH SarabunPSK" w:cs="TH SarabunPSK" w:hint="cs"/>
+          <w:kern w:val="0"/>
+          <w:sz w:val="32"/>
+          <w:szCs w:val="32"/>
+          <w:cs/>
+          <w14:ligatures w14:val="none"/>
+        </w:rPr>
+        <w:t xml:space="preserve"> มัธยมปลาย/เทียบเท่า</w:t>
+      </w:r>
+      <w:r>
+        <w:rPr>
+          <w:rFonts w:ascii="TH SarabunPSK" w:eastAsia="Calibri" w:hAnsi="TH SarabunPSK" w:cs="TH SarabunPSK"/>
+          <w:kern w:val="0"/>
+          <w:sz w:val="32"/>
+          <w:szCs w:val="32"/>
+          <w:cs/>
+          <w14:ligatures w14:val="none"/>
+        </w:rPr>
+        <w:tab/>
+      </w:r>
+      <w:r>
+        <w:rPr>
+          <w:rFonts w:ascii="TH SarabunPSK" w:eastAsia="Calibri" w:hAnsi="TH SarabunPSK" w:cs="TH SarabunPSK" w:hint="cs"/>
+          <w:kern w:val="0"/>
+          <w:sz w:val="32"/>
+          <w:szCs w:val="32"/>
+          <w14:ligatures w14:val="none"/>
+        </w:rPr>
+        <w:sym w:font="Wingdings 2" w:char="F0A3"/>
+      </w:r>
+      <w:r>
+        <w:rPr>
+          <w:rFonts w:ascii="TH SarabunPSK" w:eastAsia="Calibri" w:hAnsi="TH SarabunPSK" w:cs="TH SarabunPSK" w:hint="cs"/>
+          <w:kern w:val="0"/>
+          <w:sz w:val="32"/>
+          <w:szCs w:val="32"/>
+          <w:cs/>
+          <w14:ligatures w14:val="none"/>
+        </w:rPr>
+        <w:t xml:space="preserve"> ปริญญาตรี/เทียบเท่า  </w:t>
+      </w:r>
+      <w:r>
+        <w:rPr>
+          <w:rFonts w:ascii="TH SarabunPSK" w:eastAsia="Calibri" w:hAnsi="TH SarabunPSK" w:cs="TH SarabunPSK" w:hint="cs"/>
+          <w:kern w:val="0"/>
+          <w:sz w:val="32"/>
+          <w:szCs w:val="32"/>
+          <w14:ligatures w14:val="none"/>
+        </w:rPr>
+        <w:sym w:font="Wingdings 2" w:char="F0A3"/>
+      </w:r>
+      <w:r>
+        <w:rPr>
+          <w:rFonts w:ascii="TH SarabunPSK" w:eastAsia="Calibri" w:hAnsi="TH SarabunPSK" w:cs="TH SarabunPSK" w:hint="cs"/>
+          <w:kern w:val="0"/>
+          <w:sz w:val="32"/>
+          <w:szCs w:val="32"/>
+          <w:cs/>
+          <w14:ligatures w14:val="none"/>
+        </w:rPr>
+        <w:t xml:space="preserve"> สูงกว่าปริญญาตรี</w:t>
       </w:r>
     </w:p>
     <w:p>
@@ -2183,30 +2785,60 @@
           <w:tab w:val="left" w:pos="1560"/>
           <w:tab w:val="left" w:pos="2410"/>
         </w:tabs>
-        <w:spacing w:after="0" w:line="240" w:lineRule="auto"/>
+        <w:spacing w:before="240" w:after="0" w:line="240" w:lineRule="auto"/>
         <w:jc w:val="thaiDistribute"/>
         <w:rPr>
           <w:rFonts w:ascii="TH SarabunPSK" w:hAnsi="TH SarabunPSK" w:cs="TH SarabunPSK"/>
+          <w:b/>
+          <w:bCs/>
           <w:sz w:val="32"/>
           <w:szCs w:val="32"/>
         </w:rPr>
       </w:pPr>
       <w:r>
         <w:rPr>
-          <w:rFonts w:ascii="TH SarabunPSK" w:hAnsi="TH SarabunPSK" w:cs="TH SarabunPSK" w:hint="cs"/>
-          <w:sz w:val="32"/>
-          <w:szCs w:val="32"/>
-          <w:cs/>
-        </w:rPr>
-        <w:t>เพศ</w:t>
-      </w:r>
-      <w:r>
-        <w:rPr>
-          <w:rFonts w:ascii="TH SarabunPSK" w:hAnsi="TH SarabunPSK" w:cs="TH SarabunPSK"/>
-          <w:sz w:val="32"/>
-          <w:szCs w:val="32"/>
-        </w:rPr>
-        <w:tab/>
+          <w:rFonts w:ascii="TH SarabunPSK" w:hAnsi="TH SarabunPSK" w:cs="TH SarabunPSK"/>
+          <w:b/>
+          <w:bCs/>
+          <w:sz w:val="32"/>
+          <w:szCs w:val="32"/>
+          <w:cs/>
+        </w:rPr>
+        <w:t>ตอนที่ 2</w:t>
+      </w:r>
+      <w:r>
+        <w:rPr>
+          <w:rFonts w:ascii="TH SarabunPSK" w:hAnsi="TH SarabunPSK" w:cs="TH SarabunPSK"/>
+          <w:b/>
+          <w:bCs/>
+          <w:color w:val="FFFFFF" w:themeColor="background1"/>
+          <w:sz w:val="32"/>
+          <w:szCs w:val="32"/>
+          <w:cs/>
+        </w:rPr>
+        <w:t>*</w:t>
+      </w:r>
+      <w:r>
+        <w:rPr>
+          <w:rFonts w:ascii="TH SarabunPSK" w:hAnsi="TH SarabunPSK" w:cs="TH SarabunPSK"/>
+          <w:b/>
+          <w:bCs/>
+          <w:sz w:val="32"/>
+          <w:szCs w:val="32"/>
+          <w:cs/>
+        </w:rPr>
+        <w:t>การประเมิน</w:t>
+      </w:r>
+      <w:r>
+        <w:rPr>
+          <w:rFonts w:ascii="TH SarabunPSK" w:hAnsi="TH SarabunPSK" w:cs="TH SarabunPSK"/>
+          <w:b/>
+          <w:bCs/>
+          <w:sz w:val="32"/>
+          <w:szCs w:val="32"/>
+          <w:cs/>
+        </w:rPr>
+        <w:t>ความพึงพอใจของผู้ใช้งานระบบ</w:t>
       </w:r>
     </w:p>
     <w:p>
@@ -2232,395 +2864,39 @@
           <w:szCs w:val="32"/>
           <w:cs/>
         </w:rPr>
-        <w:t></w:t>
-      </w:r>
-      <w:r>
-        <w:rPr>
-          <w:rFonts w:ascii="TH SarabunPSK" w:hAnsi="TH SarabunPSK" w:cs="TH SarabunPSK"/>
-          <w:sz w:val="32"/>
-          <w:szCs w:val="32"/>
+        <w:t>โปรดทำ</w:t>
+      </w:r>
+      <w:r>
+        <w:rPr>
+          <w:rFonts w:ascii="TH SarabunPSK" w:hAnsi="TH SarabunPSK" w:cs="TH SarabunPSK"/>
+          <w:sz w:val="32"/>
+          <w:szCs w:val="32"/>
+          <w:cs/>
+        </w:rPr>
+        <w:t>เครื่องหมาย</w:t>
+      </w:r>
+      <w:r>
+        <w:rPr>
+          <w:rFonts w:ascii="TH SarabunPSK" w:hAnsi="TH SarabunPSK" w:cs="TH SarabunPSK"/>
+          <w:sz w:val="32"/>
+          <w:szCs w:val="32"/>
+          <w:cs/>
         </w:rPr>
         <w:t xml:space="preserve"> </w:t>
       </w:r>
       <w:r>
         <w:rPr>
-          <w:rFonts w:ascii="TH SarabunPSK" w:hAnsi="TH SarabunPSK" w:cs="TH SarabunPSK" w:hint="cs"/>
-          <w:sz w:val="32"/>
-          <w:szCs w:val="32"/>
-          <w:cs/>
-        </w:rPr>
-        <w:t>ชาย</w:t>
-      </w:r>
-      <w:r>
-        <w:rPr>
-          <w:rFonts w:ascii="TH SarabunPSK" w:hAnsi="TH SarabunPSK" w:cs="TH SarabunPSK"/>
-          <w:sz w:val="32"/>
-          <w:szCs w:val="32"/>
-          <w:cs/>
-        </w:rPr>
-        <w:tab/>
-      </w:r>
-      <w:r>
-        <w:rPr>
-          <w:rFonts w:ascii="TH SarabunPSK" w:hAnsi="TH SarabunPSK" w:cs="TH SarabunPSK"/>
-          <w:sz w:val="32"/>
-          <w:szCs w:val="32"/>
-          <w:cs/>
-        </w:rPr>
-        <w:tab/>
-      </w:r>
-      <w:r>
-        <w:rPr>
-          <w:rFonts w:ascii="TH SarabunPSK" w:hAnsi="TH SarabunPSK" w:cs="TH SarabunPSK" w:hint="cs"/>
-          <w:sz w:val="32"/>
-          <w:szCs w:val="32"/>
-          <w:cs/>
-        </w:rPr>
-        <w:t xml:space="preserve">              </w:t>
-      </w:r>
-      <w:r>
-        <w:rPr>
-          <w:rFonts w:ascii="TH SarabunPSK" w:hAnsi="TH SarabunPSK" w:cs="TH SarabunPSK"/>
-          <w:sz w:val="32"/>
-          <w:szCs w:val="32"/>
-          <w:cs/>
-        </w:rPr>
-        <w:t></w:t>
-      </w:r>
-      <w:r>
-        <w:rPr>
-          <w:rFonts w:ascii="TH SarabunPSK" w:hAnsi="TH SarabunPSK" w:cs="TH SarabunPSK" w:hint="cs"/>
-          <w:sz w:val="32"/>
-          <w:szCs w:val="32"/>
-          <w:cs/>
-        </w:rPr>
-        <w:t xml:space="preserve"> หญิง</w:t>
-      </w:r>
-      <w:r>
-        <w:rPr>
-          <w:rFonts w:ascii="TH SarabunPSK" w:hAnsi="TH SarabunPSK" w:cs="TH SarabunPSK" w:hint="cs"/>
-          <w:sz w:val="32"/>
-          <w:szCs w:val="32"/>
-          <w:cs/>
-        </w:rPr>
-        <w:t xml:space="preserve">            </w:t>
-      </w:r>
-      <w:r>
-        <w:rPr>
-          <w:rFonts w:ascii="TH SarabunPSK" w:hAnsi="TH SarabunPSK" w:cs="TH SarabunPSK"/>
-          <w:sz w:val="32"/>
-          <w:szCs w:val="32"/>
-          <w:cs/>
-        </w:rPr>
-        <w:t></w:t>
-      </w:r>
-      <w:r>
-        <w:rPr>
-          <w:rFonts w:ascii="TH SarabunPSK" w:hAnsi="TH SarabunPSK" w:cs="TH SarabunPSK" w:hint="cs"/>
-          <w:sz w:val="32"/>
-          <w:szCs w:val="32"/>
-          <w:cs/>
-        </w:rPr>
-        <w:t xml:space="preserve"> อื่นๆ</w:t>
-      </w:r>
-    </w:p>
-    <w:p>
-      <w:pPr>
-        <w:tabs>
-          <w:tab w:val="left" w:pos="1418"/>
-          <w:tab w:val="left" w:pos="1560"/>
-          <w:tab w:val="left" w:pos="2410"/>
-        </w:tabs>
-        <w:spacing w:after="0" w:line="240" w:lineRule="auto"/>
-        <w:jc w:val="thaiDistribute"/>
-        <w:rPr>
-          <w:rFonts w:ascii="TH SarabunPSK" w:hAnsi="TH SarabunPSK" w:cs="TH SarabunPSK"/>
-          <w:sz w:val="32"/>
-          <w:szCs w:val="32"/>
-        </w:rPr>
-      </w:pPr>
-      <w:r>
-        <w:rPr>
-          <w:rFonts w:ascii="TH SarabunPSK" w:hAnsi="TH SarabunPSK" w:cs="TH SarabunPSK" w:hint="cs"/>
-          <w:sz w:val="32"/>
-          <w:szCs w:val="32"/>
-          <w:cs/>
-        </w:rPr>
-        <w:t>อายุ</w:t>
-      </w:r>
-      <w:r>
-        <w:rPr>
-          <w:rFonts w:ascii="TH SarabunPSK" w:hAnsi="TH SarabunPSK" w:cs="TH SarabunPSK" w:hint="cs"/>
-          <w:sz w:val="32"/>
-          <w:szCs w:val="32"/>
-          <w:cs/>
-        </w:rPr>
-        <w:tab/>
-      </w:r>
-    </w:p>
-    <w:p>
-      <w:pPr>
-        <w:tabs>
-          <w:tab w:val="left" w:pos="1418"/>
-          <w:tab w:val="left" w:pos="1560"/>
-          <w:tab w:val="left" w:pos="2268"/>
-          <w:tab w:val="left" w:pos="2410"/>
-        </w:tabs>
-        <w:spacing w:after="0" w:line="240" w:lineRule="auto"/>
-        <w:ind w:firstLine="567"/>
-        <w:jc w:val="thaiDistribute"/>
-        <w:rPr>
-          <w:rFonts w:ascii="TH SarabunPSK" w:hAnsi="TH SarabunPSK" w:cs="TH SarabunPSK"/>
-          <w:sz w:val="32"/>
-          <w:szCs w:val="32"/>
-        </w:rPr>
-      </w:pPr>
-      <w:r>
-        <w:rPr>
-          <w:rFonts w:ascii="TH SarabunPSK" w:hAnsi="TH SarabunPSK" w:cs="TH SarabunPSK"/>
-          <w:sz w:val="32"/>
-          <w:szCs w:val="32"/>
-          <w:cs/>
-        </w:rPr>
-        <w:t></w:t>
-      </w:r>
-      <w:r>
-        <w:rPr>
-          <w:rFonts w:ascii="TH SarabunPSK" w:hAnsi="TH SarabunPSK" w:cs="TH SarabunPSK" w:hint="cs"/>
-          <w:sz w:val="32"/>
-          <w:szCs w:val="32"/>
-          <w:cs/>
-        </w:rPr>
-        <w:t xml:space="preserve"> ต่ำกว่า 20 ปี</w:t>
-      </w:r>
-      <w:r>
-        <w:rPr>
-          <w:rFonts w:ascii="TH SarabunPSK" w:hAnsi="TH SarabunPSK" w:cs="TH SarabunPSK" w:hint="cs"/>
-          <w:sz w:val="32"/>
-          <w:szCs w:val="32"/>
-          <w:cs/>
-        </w:rPr>
-        <w:t xml:space="preserve">         </w:t>
-      </w:r>
-      <w:r>
-        <w:rPr>
-          <w:rFonts w:ascii="TH SarabunPSK" w:hAnsi="TH SarabunPSK" w:cs="TH SarabunPSK"/>
-          <w:sz w:val="32"/>
-          <w:szCs w:val="32"/>
-          <w:cs/>
-        </w:rPr>
-        <w:t></w:t>
-      </w:r>
-      <w:r>
-        <w:rPr>
-          <w:rFonts w:ascii="TH SarabunPSK" w:hAnsi="TH SarabunPSK" w:cs="TH SarabunPSK" w:hint="cs"/>
-          <w:sz w:val="32"/>
-          <w:szCs w:val="32"/>
-          <w:cs/>
-        </w:rPr>
-        <w:t xml:space="preserve"> 21-30 ปี</w:t>
-      </w:r>
-      <w:r>
-        <w:rPr>
-          <w:rFonts w:ascii="TH SarabunPSK" w:hAnsi="TH SarabunPSK" w:cs="TH SarabunPSK" w:hint="cs"/>
-          <w:sz w:val="32"/>
-          <w:szCs w:val="32"/>
-          <w:cs/>
-        </w:rPr>
-        <w:t xml:space="preserve">       </w:t>
-      </w:r>
-      <w:r>
-        <w:rPr>
-          <w:rFonts w:ascii="TH SarabunPSK" w:hAnsi="TH SarabunPSK" w:cs="TH SarabunPSK"/>
-          <w:sz w:val="32"/>
-          <w:szCs w:val="32"/>
-          <w:cs/>
-        </w:rPr>
-        <w:t></w:t>
-      </w:r>
-      <w:r>
-        <w:rPr>
-          <w:rFonts w:ascii="TH SarabunPSK" w:hAnsi="TH SarabunPSK" w:cs="TH SarabunPSK" w:hint="cs"/>
-          <w:sz w:val="32"/>
-          <w:szCs w:val="32"/>
-          <w:cs/>
-        </w:rPr>
-        <w:t xml:space="preserve"> 31-40 ปี</w:t>
-      </w:r>
-      <w:r>
-        <w:rPr>
-          <w:rFonts w:ascii="TH SarabunPSK" w:hAnsi="TH SarabunPSK" w:cs="TH SarabunPSK" w:hint="cs"/>
-          <w:sz w:val="32"/>
-          <w:szCs w:val="32"/>
-          <w:cs/>
-        </w:rPr>
-        <w:t xml:space="preserve">        </w:t>
-      </w:r>
-      <w:r>
-        <w:rPr>
-          <w:rFonts w:ascii="TH SarabunPSK" w:hAnsi="TH SarabunPSK" w:cs="TH SarabunPSK"/>
-          <w:sz w:val="32"/>
-          <w:szCs w:val="32"/>
-          <w:cs/>
-        </w:rPr>
-        <w:t></w:t>
-      </w:r>
-      <w:r>
-        <w:rPr>
-          <w:rFonts w:ascii="TH SarabunPSK" w:hAnsi="TH SarabunPSK" w:cs="TH SarabunPSK" w:hint="cs"/>
-          <w:sz w:val="32"/>
-          <w:szCs w:val="32"/>
-          <w:cs/>
-        </w:rPr>
-        <w:t xml:space="preserve"> 41-50 ปี</w:t>
-      </w:r>
-      <w:r>
-        <w:rPr>
-          <w:rFonts w:ascii="TH SarabunPSK" w:hAnsi="TH SarabunPSK" w:cs="TH SarabunPSK" w:hint="cs"/>
-          <w:sz w:val="32"/>
-          <w:szCs w:val="32"/>
-          <w:cs/>
-        </w:rPr>
-        <w:t xml:space="preserve">        </w:t>
-      </w:r>
-      <w:r>
-        <w:rPr>
-          <w:rFonts w:ascii="TH SarabunPSK" w:hAnsi="TH SarabunPSK" w:cs="TH SarabunPSK"/>
-          <w:sz w:val="32"/>
-          <w:szCs w:val="32"/>
-          <w:cs/>
-        </w:rPr>
-        <w:t></w:t>
-      </w:r>
-      <w:r>
-        <w:rPr>
-          <w:rFonts w:ascii="TH SarabunPSK" w:hAnsi="TH SarabunPSK" w:cs="TH SarabunPSK" w:hint="cs"/>
-          <w:sz w:val="32"/>
-          <w:szCs w:val="32"/>
-          <w:cs/>
-        </w:rPr>
-        <w:t xml:space="preserve"> 50 ปีขึ้นไป</w:t>
-      </w:r>
-    </w:p>
-    <w:p>
-      <w:pPr>
-        <w:tabs>
-          <w:tab w:val="left" w:pos="1418"/>
-          <w:tab w:val="left" w:pos="1560"/>
-          <w:tab w:val="left" w:pos="2410"/>
-        </w:tabs>
-        <w:spacing w:after="0" w:line="240" w:lineRule="auto"/>
-        <w:jc w:val="thaiDistribute"/>
-        <w:rPr>
-          <w:rFonts w:ascii="TH SarabunPSK" w:hAnsi="TH SarabunPSK" w:cs="TH SarabunPSK"/>
-          <w:sz w:val="32"/>
-          <w:szCs w:val="32"/>
-        </w:rPr>
-      </w:pPr>
-      <w:r>
-        <w:rPr>
-          <w:rFonts w:ascii="TH SarabunPSK" w:hAnsi="TH SarabunPSK" w:cs="TH SarabunPSK" w:hint="cs"/>
-          <w:sz w:val="32"/>
-          <w:szCs w:val="32"/>
-          <w:cs/>
-        </w:rPr>
-        <w:t>วุฒิการศึกษาสูงสุด</w:t>
-      </w:r>
-      <w:r>
-        <w:rPr>
-          <w:rFonts w:ascii="TH SarabunPSK" w:hAnsi="TH SarabunPSK" w:cs="TH SarabunPSK" w:hint="cs"/>
-          <w:sz w:val="32"/>
-          <w:szCs w:val="32"/>
-          <w:cs/>
-        </w:rPr>
-        <w:tab/>
-      </w:r>
-    </w:p>
-    <w:p>
-      <w:pPr>
-        <w:tabs>
-          <w:tab w:val="left" w:pos="1418"/>
-          <w:tab w:val="left" w:pos="1560"/>
-          <w:tab w:val="left" w:pos="2410"/>
-        </w:tabs>
-        <w:spacing w:after="0" w:line="240" w:lineRule="auto"/>
-        <w:ind w:firstLine="567"/>
-        <w:rPr>
-          <w:rFonts w:ascii="TH SarabunPSK" w:hAnsi="TH SarabunPSK" w:cs="TH SarabunPSK"/>
-          <w:sz w:val="32"/>
-          <w:szCs w:val="32"/>
-          <w:cs/>
-        </w:rPr>
-      </w:pPr>
-      <w:r>
-        <w:rPr>
-          <w:rFonts w:ascii="TH SarabunPSK" w:hAnsi="TH SarabunPSK" w:cs="TH SarabunPSK"/>
-          <w:sz w:val="32"/>
-          <w:szCs w:val="32"/>
-          <w:cs/>
-        </w:rPr>
-        <w:t></w:t>
-      </w:r>
-      <w:r>
-        <w:rPr>
-          <w:rFonts w:ascii="TH SarabunPSK" w:hAnsi="TH SarabunPSK" w:cs="TH SarabunPSK" w:hint="cs"/>
-          <w:sz w:val="32"/>
-          <w:szCs w:val="32"/>
-          <w:cs/>
-        </w:rPr>
-        <w:t xml:space="preserve"> ต่ำกว่าปริญญาตรี</w:t>
-      </w:r>
-      <w:r>
-        <w:rPr>
-          <w:rFonts w:ascii="TH SarabunPSK" w:hAnsi="TH SarabunPSK" w:cs="TH SarabunPSK" w:hint="cs"/>
-          <w:sz w:val="32"/>
-          <w:szCs w:val="32"/>
-          <w:cs/>
-        </w:rPr>
-        <w:tab/>
-      </w:r>
-      <w:r>
-        <w:rPr>
-          <w:rFonts w:ascii="TH SarabunPSK" w:hAnsi="TH SarabunPSK" w:cs="TH SarabunPSK" w:hint="cs"/>
-          <w:sz w:val="32"/>
-          <w:szCs w:val="32"/>
-          <w:cs/>
-        </w:rPr>
-        <w:t xml:space="preserve">  </w:t>
-      </w:r>
-      <w:r>
-        <w:rPr>
-          <w:rFonts w:ascii="TH SarabunPSK" w:hAnsi="TH SarabunPSK" w:cs="TH SarabunPSK"/>
-          <w:sz w:val="32"/>
-          <w:szCs w:val="32"/>
-          <w:cs/>
-        </w:rPr>
-        <w:t></w:t>
-      </w:r>
-      <w:r>
-        <w:rPr>
-          <w:rFonts w:ascii="TH SarabunPSK" w:hAnsi="TH SarabunPSK" w:cs="TH SarabunPSK" w:hint="cs"/>
-          <w:sz w:val="32"/>
-          <w:szCs w:val="32"/>
-          <w:cs/>
-        </w:rPr>
-        <w:t xml:space="preserve"> ปริญญาตรี</w:t>
-      </w:r>
-      <w:r>
-        <w:rPr>
-          <w:rFonts w:ascii="TH SarabunPSK" w:hAnsi="TH SarabunPSK" w:cs="TH SarabunPSK" w:hint="cs"/>
-          <w:sz w:val="32"/>
-          <w:szCs w:val="32"/>
-          <w:cs/>
-        </w:rPr>
-        <w:t xml:space="preserve">    </w:t>
-      </w:r>
-      <w:r>
-        <w:rPr>
-          <w:rFonts w:ascii="TH SarabunPSK" w:hAnsi="TH SarabunPSK" w:cs="TH SarabunPSK" w:hint="cs"/>
-          <w:sz w:val="32"/>
-          <w:szCs w:val="32"/>
-          <w:cs/>
+          <w:rFonts w:ascii="TH SarabunPSK" w:hAnsi="TH SarabunPSK" w:cs="TH SarabunPSK"/>
+          <w:sz w:val="32"/>
+          <w:szCs w:val="32"/>
+        </w:rPr>
+        <w:sym w:font="Wingdings" w:char="F0FC"/>
+      </w:r>
+      <w:r>
+        <w:rPr>
+          <w:rFonts w:ascii="TH SarabunPSK" w:hAnsi="TH SarabunPSK" w:cs="TH SarabunPSK"/>
+          <w:sz w:val="32"/>
+          <w:szCs w:val="32"/>
         </w:rPr>
         <w:t xml:space="preserve"> </w:t>
       </w:r>
@@ -2631,188 +2907,11 @@
           <w:szCs w:val="32"/>
           <w:cs/>
         </w:rPr>
-        <w:t></w:t>
-      </w:r>
-      <w:r>
-        <w:rPr>
-          <w:rFonts w:ascii="TH SarabunPSK" w:hAnsi="TH SarabunPSK" w:cs="TH SarabunPSK" w:hint="cs"/>
-          <w:sz w:val="32"/>
-          <w:szCs w:val="32"/>
-          <w:cs/>
-        </w:rPr>
-        <w:t xml:space="preserve"> ปริญญาโท</w:t>
-      </w:r>
-      <w:r>
-        <w:rPr>
-          <w:rFonts w:ascii="TH SarabunPSK" w:hAnsi="TH SarabunPSK" w:cs="TH SarabunPSK" w:hint="cs"/>
-          <w:sz w:val="32"/>
-          <w:szCs w:val="32"/>
-          <w:cs/>
-        </w:rPr>
-        <w:t xml:space="preserve">     </w:t>
-      </w:r>
-      <w:r>
-        <w:rPr>
-          <w:rFonts w:ascii="TH SarabunPSK" w:hAnsi="TH SarabunPSK" w:cs="TH SarabunPSK"/>
-          <w:sz w:val="32"/>
-          <w:szCs w:val="32"/>
-          <w:cs/>
-        </w:rPr>
-        <w:t></w:t>
-      </w:r>
-      <w:r>
-        <w:rPr>
-          <w:rFonts w:ascii="TH SarabunPSK" w:hAnsi="TH SarabunPSK" w:cs="TH SarabunPSK" w:hint="cs"/>
-          <w:sz w:val="32"/>
-          <w:szCs w:val="32"/>
-          <w:cs/>
-        </w:rPr>
-        <w:t xml:space="preserve"> ปริญญาเอก</w:t>
-      </w:r>
-      <w:r>
-        <w:rPr>
-          <w:rFonts w:ascii="TH SarabunPSK" w:hAnsi="TH SarabunPSK" w:cs="TH SarabunPSK" w:hint="cs"/>
-          <w:sz w:val="32"/>
-          <w:szCs w:val="32"/>
-          <w:cs/>
-        </w:rPr>
-        <w:tab/>
-      </w:r>
-    </w:p>
-    <w:p>
-      <w:pPr>
-        <w:tabs>
-          <w:tab w:val="left" w:pos="1418"/>
-          <w:tab w:val="left" w:pos="1560"/>
-          <w:tab w:val="left" w:pos="2410"/>
-        </w:tabs>
-        <w:spacing w:before="240" w:after="0" w:line="240" w:lineRule="auto"/>
-        <w:jc w:val="thaiDistribute"/>
-        <w:rPr>
-          <w:rFonts w:ascii="TH SarabunPSK" w:hAnsi="TH SarabunPSK" w:cs="TH SarabunPSK"/>
-          <w:b/>
-          <w:bCs/>
-          <w:sz w:val="32"/>
-          <w:szCs w:val="32"/>
-        </w:rPr>
-      </w:pPr>
-      <w:r>
-        <w:rPr>
-          <w:rFonts w:ascii="TH SarabunPSK" w:hAnsi="TH SarabunPSK" w:cs="TH SarabunPSK" w:hint="cs"/>
-          <w:b/>
-          <w:bCs/>
-          <w:sz w:val="32"/>
-          <w:szCs w:val="32"/>
-          <w:cs/>
-        </w:rPr>
-        <w:t>ตอนที่ 2</w:t>
-      </w:r>
-      <w:r>
-        <w:rPr>
-          <w:rFonts w:ascii="TH SarabunPSK" w:hAnsi="TH SarabunPSK" w:cs="TH SarabunPSK" w:hint="cs"/>
-          <w:b/>
-          <w:bCs/>
-          <w:color w:val="FFFFFF" w:themeColor="background1"/>
-          <w:sz w:val="32"/>
-          <w:szCs w:val="32"/>
-          <w:cs/>
-        </w:rPr>
-        <w:t>**</w:t>
-      </w:r>
-      <w:r>
-        <w:rPr>
-          <w:rFonts w:ascii="TH SarabunPSK" w:hAnsi="TH SarabunPSK" w:cs="TH SarabunPSK"/>
-          <w:b/>
-          <w:bCs/>
-          <w:sz w:val="32"/>
-          <w:szCs w:val="32"/>
-          <w:cs/>
-        </w:rPr>
-        <w:t>การประเมิน</w:t>
-      </w:r>
-      <w:r>
-        <w:rPr>
-          <w:rFonts w:ascii="TH SarabunPSK" w:hAnsi="TH SarabunPSK" w:cs="TH SarabunPSK" w:hint="cs"/>
-          <w:b/>
-          <w:bCs/>
-          <w:sz w:val="32"/>
-          <w:szCs w:val="32"/>
-          <w:cs/>
-        </w:rPr>
-        <w:t>ความพึงพอใจของผู้ใช้งานระบบ</w:t>
-      </w:r>
-    </w:p>
-    <w:p>
-      <w:pPr>
-        <w:tabs>
-          <w:tab w:val="left" w:pos="1418"/>
-          <w:tab w:val="left" w:pos="1560"/>
-          <w:tab w:val="left" w:pos="2410"/>
-        </w:tabs>
-        <w:spacing w:after="0" w:line="240" w:lineRule="auto"/>
-        <w:ind w:firstLine="567"/>
-        <w:jc w:val="thaiDistribute"/>
-        <w:rPr>
-          <w:rFonts w:ascii="TH SarabunPSK" w:hAnsi="TH SarabunPSK" w:cs="TH SarabunPSK"/>
-          <w:sz w:val="32"/>
-          <w:szCs w:val="32"/>
-        </w:rPr>
-      </w:pPr>
-      <w:r>
-        <w:rPr>
-          <w:rFonts w:ascii="TH SarabunPSK" w:hAnsi="TH SarabunPSK" w:cs="TH SarabunPSK"/>
-          <w:sz w:val="32"/>
-          <w:szCs w:val="32"/>
-          <w:cs/>
-        </w:rPr>
-        <w:t>โปรดทำ</w:t>
-      </w:r>
-      <w:r>
-        <w:rPr>
-          <w:rFonts w:ascii="TH SarabunPSK" w:hAnsi="TH SarabunPSK" w:cs="TH SarabunPSK" w:hint="cs"/>
-          <w:sz w:val="32"/>
-          <w:szCs w:val="32"/>
-          <w:cs/>
-        </w:rPr>
-        <w:t>เครื่องหมาย</w:t>
-      </w:r>
-      <w:r>
-        <w:rPr>
-          <w:rFonts w:ascii="TH SarabunPSK" w:hAnsi="TH SarabunPSK" w:cs="TH SarabunPSK"/>
-          <w:sz w:val="32"/>
-          <w:szCs w:val="32"/>
-          <w:cs/>
-        </w:rPr>
-        <w:t xml:space="preserve"> </w:t>
-      </w:r>
-      <w:r>
-        <w:rPr>
-          <w:rFonts w:ascii="TH SarabunPSK" w:hAnsi="TH SarabunPSK" w:cs="TH SarabunPSK"/>
-          <w:sz w:val="32"/>
-          <w:szCs w:val="32"/>
-        </w:rPr>
-        <w:sym w:font="Wingdings" w:char="F0FC"/>
-      </w:r>
-      <w:r>
-        <w:rPr>
-          <w:rFonts w:ascii="TH SarabunPSK" w:hAnsi="TH SarabunPSK" w:cs="TH SarabunPSK"/>
-          <w:sz w:val="32"/>
-          <w:szCs w:val="32"/>
-        </w:rPr>
-        <w:t xml:space="preserve"> </w:t>
-      </w:r>
-      <w:r>
-        <w:rPr>
-          <w:rFonts w:ascii="TH SarabunPSK" w:hAnsi="TH SarabunPSK" w:cs="TH SarabunPSK"/>
-          <w:sz w:val="32"/>
-          <w:szCs w:val="32"/>
-          <w:cs/>
-        </w:rPr>
         <w:t xml:space="preserve">ลงในช่องว่าง </w:t>
       </w:r>
       <w:r>
         <w:rPr>
-          <w:rFonts w:ascii="TH SarabunPSK" w:hAnsi="TH SarabunPSK" w:cs="TH SarabunPSK" w:hint="cs"/>
+          <w:rFonts w:ascii="TH SarabunPSK" w:hAnsi="TH SarabunPSK" w:cs="TH SarabunPSK"/>
           <w:sz w:val="32"/>
           <w:szCs w:val="32"/>
           <w:cs/>
@@ -2878,7 +2977,7 @@
             </w:pPr>
             <w:r>
               <w:rPr>
-                <w:rFonts w:ascii="TH SarabunPSK" w:hAnsi="TH SarabunPSK" w:cs="TH SarabunPSK" w:hint="cs"/>
+                <w:rFonts w:ascii="TH SarabunPSK" w:hAnsi="TH SarabunPSK" w:cs="TH SarabunPSK"/>
                 <w:b/>
                 <w:bCs/>
                 <w:sz w:val="32"/>
@@ -2914,7 +3013,7 @@
             </w:pPr>
             <w:r>
               <w:rPr>
-                <w:rFonts w:ascii="TH SarabunPSK" w:hAnsi="TH SarabunPSK" w:cs="TH SarabunPSK" w:hint="cs"/>
+                <w:rFonts w:ascii="TH SarabunPSK" w:hAnsi="TH SarabunPSK" w:cs="TH SarabunPSK"/>
                 <w:b/>
                 <w:bCs/>
                 <w:sz w:val="32"/>
@@ -2950,7 +3049,7 @@
             </w:pPr>
             <w:r>
               <w:rPr>
-                <w:rFonts w:ascii="TH SarabunPSK" w:hAnsi="TH SarabunPSK" w:cs="TH SarabunPSK" w:hint="cs"/>
+                <w:rFonts w:ascii="TH SarabunPSK" w:hAnsi="TH SarabunPSK" w:cs="TH SarabunPSK"/>
                 <w:b/>
                 <w:bCs/>
                 <w:sz w:val="32"/>
@@ -3009,7 +3108,7 @@
             </w:pPr>
             <w:r>
               <w:rPr>
-                <w:rFonts w:ascii="TH SarabunPSK" w:hAnsi="TH SarabunPSK" w:cs="TH SarabunPSK" w:hint="cs"/>
+                <w:rFonts w:ascii="TH SarabunPSK" w:hAnsi="TH SarabunPSK" w:cs="TH SarabunPSK"/>
                 <w:b/>
                 <w:bCs/>
                 <w:sz w:val="32"/>
@@ -3043,7 +3142,7 @@
             </w:pPr>
             <w:r>
               <w:rPr>
-                <w:rFonts w:ascii="TH SarabunPSK" w:hAnsi="TH SarabunPSK" w:cs="TH SarabunPSK" w:hint="cs"/>
+                <w:rFonts w:ascii="TH SarabunPSK" w:hAnsi="TH SarabunPSK" w:cs="TH SarabunPSK"/>
                 <w:b/>
                 <w:bCs/>
                 <w:sz w:val="32"/>
@@ -3077,7 +3176,7 @@
             </w:pPr>
             <w:r>
               <w:rPr>
-                <w:rFonts w:ascii="TH SarabunPSK" w:hAnsi="TH SarabunPSK" w:cs="TH SarabunPSK" w:hint="cs"/>
+                <w:rFonts w:ascii="TH SarabunPSK" w:hAnsi="TH SarabunPSK" w:cs="TH SarabunPSK"/>
                 <w:b/>
                 <w:bCs/>
                 <w:sz w:val="32"/>
@@ -3111,7 +3210,7 @@
             </w:pPr>
             <w:r>
               <w:rPr>
-                <w:rFonts w:ascii="TH SarabunPSK" w:hAnsi="TH SarabunPSK" w:cs="TH SarabunPSK" w:hint="cs"/>
+                <w:rFonts w:ascii="TH SarabunPSK" w:hAnsi="TH SarabunPSK" w:cs="TH SarabunPSK"/>
                 <w:b/>
                 <w:bCs/>
                 <w:sz w:val="32"/>
@@ -3145,7 +3244,7 @@
             </w:pPr>
             <w:r>
               <w:rPr>
-                <w:rFonts w:ascii="TH SarabunPSK" w:hAnsi="TH SarabunPSK" w:cs="TH SarabunPSK" w:hint="cs"/>
+                <w:rFonts w:ascii="TH SarabunPSK" w:hAnsi="TH SarabunPSK" w:cs="TH SarabunPSK"/>
                 <w:b/>
                 <w:bCs/>
                 <w:sz w:val="32"/>
@@ -3205,7 +3304,7 @@
             </w:pPr>
             <w:r>
               <w:rPr>
-                <w:rFonts w:ascii="TH SarabunPSK" w:hAnsi="TH SarabunPSK" w:cs="TH SarabunPSK" w:hint="cs"/>
+                <w:rFonts w:ascii="TH SarabunPSK" w:hAnsi="TH SarabunPSK" w:cs="TH SarabunPSK"/>
                 <w:b/>
                 <w:bCs/>
                 <w:sz w:val="32"/>
@@ -3216,7 +3315,7 @@
             </w:r>
             <w:r>
               <w:rPr>
-                <w:rFonts w:ascii="TH SarabunPSK" w:hAnsi="TH SarabunPSK" w:cs="TH SarabunPSK" w:hint="cs"/>
+                <w:rFonts w:ascii="TH SarabunPSK" w:hAnsi="TH SarabunPSK" w:cs="TH SarabunPSK"/>
                 <w:b/>
                 <w:bCs/>
                 <w:color w:val="B3E5A1" w:themeColor="accent6" w:themeTint="66"/>
@@ -3228,6 +3327,7 @@
             </w:r>
             <w:r>
               <w:rPr>
+                <w:rFonts w:ascii="TH SarabunPSK" w:hAnsi="TH SarabunPSK" w:cs="TH SarabunPSK"/>
                 <w:b/>
                 <w:bCs/>
                 <w:sz w:val="32"/>
@@ -3237,25 +3337,14 @@
             </w:r>
             <w:r>
               <w:rPr>
-                <w:rFonts w:ascii="TH SarabunPSK" w:hAnsi="TH SarabunPSK" w:cs="TH SarabunPSK" w:hint="cs"/>
+                <w:rFonts w:ascii="TH SarabunPSK" w:hAnsi="TH SarabunPSK" w:cs="TH SarabunPSK"/>
                 <w:b/>
                 <w:bCs/>
                 <w:sz w:val="32"/>
                 <w:szCs w:val="32"/>
                 <w:cs/>
               </w:rPr>
-              <w:t xml:space="preserve"> </w:t>
-            </w:r>
-            <w:r>
-              <w:rPr>
-                <w:rFonts w:ascii="TH SarabunPSK" w:hAnsi="TH SarabunPSK" w:cs="TH SarabunPSK"/>
-                <w:b/>
-                <w:bCs/>
-                <w:sz w:val="32"/>
-                <w:szCs w:val="32"/>
-                <w:cs/>
-              </w:rPr>
-              <w:t>(</w:t>
+              <w:t xml:space="preserve"> (</w:t>
             </w:r>
             <w:r>
               <w:rPr>
@@ -4187,7 +4276,7 @@
             </w:pPr>
             <w:r>
               <w:rPr>
-                <w:rFonts w:ascii="TH SarabunPSK" w:hAnsi="TH SarabunPSK" w:cs="TH SarabunPSK" w:hint="cs"/>
+                <w:rFonts w:ascii="TH SarabunPSK" w:hAnsi="TH SarabunPSK" w:cs="TH SarabunPSK"/>
                 <w:b/>
                 <w:bCs/>
                 <w:sz w:val="32"/>
@@ -4198,7 +4287,7 @@
             </w:r>
             <w:r>
               <w:rPr>
-                <w:rFonts w:ascii="TH SarabunPSK" w:hAnsi="TH SarabunPSK" w:cs="TH SarabunPSK" w:hint="cs"/>
+                <w:rFonts w:ascii="TH SarabunPSK" w:hAnsi="TH SarabunPSK" w:cs="TH SarabunPSK"/>
                 <w:b/>
                 <w:bCs/>
                 <w:color w:val="B3E5A1" w:themeColor="accent6" w:themeTint="66"/>
@@ -4210,6 +4299,7 @@
             </w:r>
             <w:r>
               <w:rPr>
+                <w:rFonts w:ascii="TH SarabunPSK" w:hAnsi="TH SarabunPSK" w:cs="TH SarabunPSK"/>
                 <w:b/>
                 <w:bCs/>
                 <w:sz w:val="32"/>
@@ -4219,7 +4309,7 @@
             </w:r>
             <w:r>
               <w:rPr>
-                <w:rFonts w:ascii="TH SarabunPSK" w:hAnsi="TH SarabunPSK" w:cs="TH SarabunPSK" w:hint="cs"/>
+                <w:rFonts w:ascii="TH SarabunPSK" w:hAnsi="TH SarabunPSK" w:cs="TH SarabunPSK"/>
                 <w:sz w:val="32"/>
                 <w:szCs w:val="32"/>
                 <w:cs/>
@@ -4951,7 +5041,34 @@
     <w:p>
       <w:pPr>
         <w:rPr>
-          <w:rFonts w:ascii="TH SarabunPSK" w:hAnsi="TH SarabunPSK" w:cs="TH SarabunPSK" w:hint="cs"/>
+          <w:rFonts w:ascii="TH SarabunPSK" w:hAnsi="TH SarabunPSK" w:cs="TH SarabunPSK"/>
+          <w:sz w:val="32"/>
+          <w:szCs w:val="32"/>
+        </w:rPr>
+      </w:pPr>
+    </w:p>
+    <w:p>
+      <w:pPr>
+        <w:rPr>
+          <w:rFonts w:ascii="TH SarabunPSK" w:hAnsi="TH SarabunPSK" w:cs="TH SarabunPSK"/>
+          <w:sz w:val="32"/>
+          <w:szCs w:val="32"/>
+        </w:rPr>
+      </w:pPr>
+    </w:p>
+    <w:p>
+      <w:pPr>
+        <w:rPr>
+          <w:rFonts w:ascii="TH SarabunPSK" w:hAnsi="TH SarabunPSK" w:cs="TH SarabunPSK"/>
+          <w:sz w:val="32"/>
+          <w:szCs w:val="32"/>
+        </w:rPr>
+      </w:pPr>
+    </w:p>
+    <w:p>
+      <w:pPr>
+        <w:rPr>
+          <w:rFonts w:ascii="TH SarabunPSK" w:hAnsi="TH SarabunPSK" w:cs="TH SarabunPSK"/>
           <w:sz w:val="32"/>
           <w:szCs w:val="32"/>
           <w:cs/>
@@ -4999,13 +5116,14 @@
             </w:pPr>
             <w:r>
               <w:rPr>
-                <w:rFonts w:ascii="TH SarabunPSK" w:hAnsi="TH SarabunPSK" w:cs="TH SarabunPSK" w:hint="cs"/>
+                <w:rFonts w:ascii="TH SarabunPSK" w:hAnsi="TH SarabunPSK" w:cs="TH SarabunPSK"/>
                 <w:b/>
                 <w:bCs/>
                 <w:sz w:val="32"/>
                 <w:szCs w:val="32"/>
                 <w:cs/>
               </w:rPr>
+              <w:lastRenderedPageBreak/>
               <w:t>รายการ</w:t>
             </w:r>
           </w:p>
@@ -5035,7 +5153,7 @@
             </w:pPr>
             <w:r>
               <w:rPr>
-                <w:rFonts w:ascii="TH SarabunPSK" w:hAnsi="TH SarabunPSK" w:cs="TH SarabunPSK" w:hint="cs"/>
+                <w:rFonts w:ascii="TH SarabunPSK" w:hAnsi="TH SarabunPSK" w:cs="TH SarabunPSK"/>
                 <w:b/>
                 <w:bCs/>
                 <w:sz w:val="32"/>
@@ -5071,7 +5189,7 @@
             </w:pPr>
             <w:r>
               <w:rPr>
-                <w:rFonts w:ascii="TH SarabunPSK" w:hAnsi="TH SarabunPSK" w:cs="TH SarabunPSK" w:hint="cs"/>
+                <w:rFonts w:ascii="TH SarabunPSK" w:hAnsi="TH SarabunPSK" w:cs="TH SarabunPSK"/>
                 <w:b/>
                 <w:bCs/>
                 <w:sz w:val="32"/>
@@ -5130,7 +5248,7 @@
             </w:pPr>
             <w:r>
               <w:rPr>
-                <w:rFonts w:ascii="TH SarabunPSK" w:hAnsi="TH SarabunPSK" w:cs="TH SarabunPSK" w:hint="cs"/>
+                <w:rFonts w:ascii="TH SarabunPSK" w:hAnsi="TH SarabunPSK" w:cs="TH SarabunPSK"/>
                 <w:b/>
                 <w:bCs/>
                 <w:sz w:val="32"/>
@@ -5164,7 +5282,7 @@
             </w:pPr>
             <w:r>
               <w:rPr>
-                <w:rFonts w:ascii="TH SarabunPSK" w:hAnsi="TH SarabunPSK" w:cs="TH SarabunPSK" w:hint="cs"/>
+                <w:rFonts w:ascii="TH SarabunPSK" w:hAnsi="TH SarabunPSK" w:cs="TH SarabunPSK"/>
                 <w:b/>
                 <w:bCs/>
                 <w:sz w:val="32"/>
@@ -5198,7 +5316,7 @@
             </w:pPr>
             <w:r>
               <w:rPr>
-                <w:rFonts w:ascii="TH SarabunPSK" w:hAnsi="TH SarabunPSK" w:cs="TH SarabunPSK" w:hint="cs"/>
+                <w:rFonts w:ascii="TH SarabunPSK" w:hAnsi="TH SarabunPSK" w:cs="TH SarabunPSK"/>
                 <w:b/>
                 <w:bCs/>
                 <w:sz w:val="32"/>
@@ -5232,7 +5350,7 @@
             </w:pPr>
             <w:r>
               <w:rPr>
-                <w:rFonts w:ascii="TH SarabunPSK" w:hAnsi="TH SarabunPSK" w:cs="TH SarabunPSK" w:hint="cs"/>
+                <w:rFonts w:ascii="TH SarabunPSK" w:hAnsi="TH SarabunPSK" w:cs="TH SarabunPSK"/>
                 <w:b/>
                 <w:bCs/>
                 <w:sz w:val="32"/>
@@ -5266,7 +5384,7 @@
             </w:pPr>
             <w:r>
               <w:rPr>
-                <w:rFonts w:ascii="TH SarabunPSK" w:hAnsi="TH SarabunPSK" w:cs="TH SarabunPSK" w:hint="cs"/>
+                <w:rFonts w:ascii="TH SarabunPSK" w:hAnsi="TH SarabunPSK" w:cs="TH SarabunPSK"/>
                 <w:b/>
                 <w:bCs/>
                 <w:sz w:val="32"/>
@@ -6458,6 +6576,7 @@
             </w:r>
             <w:r>
               <w:rPr>
+                <w:rFonts w:ascii="TH SarabunPSK" w:hAnsi="TH SarabunPSK" w:cs="TH SarabunPSK"/>
                 <w:b/>
                 <w:bCs/>
                 <w:sz w:val="32"/>
@@ -6467,7 +6586,7 @@
             </w:r>
             <w:r>
               <w:rPr>
-                <w:rFonts w:ascii="TH SarabunPSK" w:hAnsi="TH SarabunPSK" w:cs="TH SarabunPSK" w:hint="cs"/>
+                <w:rFonts w:ascii="TH SarabunPSK" w:hAnsi="TH SarabunPSK" w:cs="TH SarabunPSK"/>
                 <w:sz w:val="32"/>
                 <w:szCs w:val="32"/>
                 <w:cs/>
@@ -7366,6 +7485,8 @@
       <w:pPr>
         <w:rPr>
           <w:rFonts w:ascii="TH SarabunPSK" w:hAnsi="TH SarabunPSK" w:cs="TH SarabunPSK"/>
+          <w:b/>
+          <w:bCs/>
           <w:sz w:val="32"/>
           <w:szCs w:val="32"/>
         </w:rPr>
@@ -7373,6 +7494,8 @@
       <w:r>
         <w:rPr>
           <w:rFonts w:ascii="TH SarabunPSK" w:hAnsi="TH SarabunPSK" w:cs="TH SarabunPSK"/>
+          <w:b/>
+          <w:bCs/>
           <w:sz w:val="32"/>
           <w:szCs w:val="32"/>
           <w:cs/>
@@ -7382,16 +7505,20 @@
       <w:r>
         <w:rPr>
           <w:rFonts w:ascii="TH SarabunPSK" w:hAnsi="TH SarabunPSK" w:cs="TH SarabunPSK"/>
+          <w:b/>
+          <w:bCs/>
           <w:color w:val="FFFFFF" w:themeColor="background1"/>
           <w:sz w:val="32"/>
           <w:szCs w:val="32"/>
           <w:cs/>
         </w:rPr>
-        <w:t>**</w:t>
-      </w:r>
-      <w:r>
-        <w:rPr>
-          <w:rFonts w:ascii="TH SarabunPSK" w:hAnsi="TH SarabunPSK" w:cs="TH SarabunPSK"/>
+        <w:t>*</w:t>
+      </w:r>
+      <w:r>
+        <w:rPr>
+          <w:rFonts w:ascii="TH SarabunPSK" w:hAnsi="TH SarabunPSK" w:cs="TH SarabunPSK"/>
+          <w:b/>
+          <w:bCs/>
           <w:sz w:val="32"/>
           <w:szCs w:val="32"/>
           <w:cs/>
@@ -7449,15 +7576,13 @@
       </w:pPr>
       <w:r>
         <w:rPr>
-          <w:rFonts w:ascii="TH SarabunPSK" w:hAnsi="TH SarabunPSK" w:cs="TH SarabunPSK" w:hint="cs"/>
+          <w:rFonts w:ascii="TH SarabunPSK" w:hAnsi="TH SarabunPSK" w:cs="TH SarabunPSK"/>
           <w:sz w:val="32"/>
           <w:szCs w:val="32"/>
           <w:cs/>
         </w:rPr>
         <w:t>................................................................................................................................................................</w:t>
       </w:r>
-      <w:bookmarkStart w:id="1" w:name="_GoBack"/>
-      <w:bookmarkEnd w:id="1"/>
     </w:p>
     <w:p>
       <w:pPr>
@@ -7486,7 +7611,7 @@
       </w:r>
       <w:r>
         <w:rPr>
-          <w:rFonts w:ascii="TH SarabunPSK" w:hAnsi="TH SarabunPSK" w:cs="TH SarabunPSK" w:hint="cs"/>
+          <w:rFonts w:ascii="TH SarabunPSK" w:hAnsi="TH SarabunPSK" w:cs="TH SarabunPSK"/>
           <w:sz w:val="32"/>
           <w:szCs w:val="32"/>
           <w:cs/>
@@ -7505,7 +7630,7 @@
 </file>
 
 <file path=word/endnotes.xml><?xml version="1.0" encoding="utf-8"?>
-<w:endnotes xmlns:wpc="http://schemas.microsoft.com/office/word/2010/wordprocessingCanvas" xmlns:cx="http://schemas.microsoft.com/office/drawing/2014/chartex" xmlns:cx1="http://schemas.microsoft.com/office/drawing/2015/9/8/chartex" xmlns:cx2="http://schemas.microsoft.com/office/drawing/2015/10/21/chartex" xmlns:cx3="http://schemas.microsoft.com/office/drawing/2016/5/9/chartex" xmlns:cx4="http://schemas.microsoft.com/office/drawing/2016/5/10/chartex" xmlns:cx5="http://schemas.microsoft.com/office/drawing/2016/5/11/chartex" xmlns:cx6="http://schemas.microsoft.com/office/drawing/2016/5/12/chartex" xmlns:cx7="http://schemas.microsoft.com/office/drawing/2016/5/13/chartex" xmlns:cx8="http://schemas.microsoft.com/office/drawing/2016/5/14/chartex" xmlns:mc="http://schemas.openxmlformats.org/markup-compatibility/2006" xmlns:aink="http://schemas.microsoft.com/office/drawing/2016/ink" xmlns:am3d="http://schemas.microsoft.com/office/drawing/2017/model3d" xmlns:o="urn:schemas-microsoft-com:office:office" xmlns:r="http://schemas.openxmlformats.org/officeDocument/2006/relationships" xmlns:m="http://schemas.openxmlformats.org/officeDocument/2006/math" xmlns:v="urn:schemas-microsoft-com:vml" xmlns:wp14="http://schemas.microsoft.com/office/word/2010/wordprocessingDrawing" xmlns:wp="http://schemas.openxmlformats.org/drawingml/2006/wordprocessingDrawing" xmlns:w10="urn:schemas-microsoft-com:office:word" xmlns:w="http://schemas.openxmlformats.org/wordprocessingml/2006/main" xmlns:w14="http://schemas.microsoft.com/office/word/2010/wordml" xmlns:w15="http://schemas.microsoft.com/office/word/2012/wordml" xmlns:w16cid="http://schemas.microsoft.com/office/word/2016/wordml/cid" xmlns:w16se="http://schemas.microsoft.com/office/word/2015/wordml/symex" xmlns:wpg="http://schemas.microsoft.com/office/word/2010/wordprocessingGroup" xmlns:wpi="http://schemas.microsoft.com/office/word/2010/wordprocessingInk" xmlns:wne="http://schemas.microsoft.com/office/word/2006/wordml" xmlns:wps="http://schemas.microsoft.com/office/word/2010/wordprocessingShape" mc:Ignorable="w14 w15 w16se w16cid wp14">
+<w:endnotes xmlns:wpc="http://schemas.microsoft.com/office/word/2010/wordprocessingCanvas" xmlns:cx="http://schemas.microsoft.com/office/drawing/2014/chartex" xmlns:cx1="http://schemas.microsoft.com/office/drawing/2015/9/8/chartex" xmlns:cx2="http://schemas.microsoft.com/office/drawing/2015/10/21/chartex" xmlns:cx3="http://schemas.microsoft.com/office/drawing/2016/5/9/chartex" xmlns:cx4="http://schemas.microsoft.com/office/drawing/2016/5/10/chartex" xmlns:cx5="http://schemas.microsoft.com/office/drawing/2016/5/11/chartex" xmlns:cx6="http://schemas.microsoft.com/office/drawing/2016/5/12/chartex" xmlns:cx7="http://schemas.microsoft.com/office/drawing/2016/5/13/chartex" xmlns:cx8="http://schemas.microsoft.com/office/drawing/2016/5/14/chartex" xmlns:mc="http://schemas.openxmlformats.org/markup-compatibility/2006" xmlns:aink="http://schemas.microsoft.com/office/drawing/2016/ink" xmlns:am3d="http://schemas.microsoft.com/office/drawing/2017/model3d" xmlns:o="urn:schemas-microsoft-com:office:office" xmlns:r="http://schemas.openxmlformats.org/officeDocument/2006/relationships" xmlns:m="http://schemas.openxmlformats.org/officeDocument/2006/math" xmlns:v="urn:schemas-microsoft-com:vml" xmlns:wp14="http://schemas.microsoft.com/office/word/2010/wordprocessingDrawing" xmlns:wp="http://schemas.openxmlformats.org/drawingml/2006/wordprocessingDrawing" xmlns:w10="urn:schemas-microsoft-com:office:word" xmlns:w="http://schemas.openxmlformats.org/wordprocessingml/2006/main" xmlns:w14="http://schemas.microsoft.com/office/word/2010/wordml" xmlns:w15="http://schemas.microsoft.com/office/word/2012/wordml" xmlns:w16cex="http://schemas.microsoft.com/office/word/2018/wordml/cex" xmlns:w16cid="http://schemas.microsoft.com/office/word/2016/wordml/cid" xmlns:w16="http://schemas.microsoft.com/office/word/2018/wordml" xmlns:w16sdtdh="http://schemas.microsoft.com/office/word/2020/wordml/sdtdatahash" xmlns:w16se="http://schemas.microsoft.com/office/word/2015/wordml/symex" xmlns:wpg="http://schemas.microsoft.com/office/word/2010/wordprocessingGroup" xmlns:wpi="http://schemas.microsoft.com/office/word/2010/wordprocessingInk" xmlns:wne="http://schemas.microsoft.com/office/word/2006/wordml" xmlns:wps="http://schemas.microsoft.com/office/word/2010/wordprocessingShape" mc:Ignorable="w14 w15 w16se w16cid w16 w16cex w16sdtdh wp14">
   <w:endnote w:type="separator" w:id="-1">
     <w:p>
       <w:pPr>
@@ -7530,7 +7655,7 @@
 </file>
 
 <file path=word/footnotes.xml><?xml version="1.0" encoding="utf-8"?>
-<w:footnotes xmlns:wpc="http://schemas.microsoft.com/office/word/2010/wordprocessingCanvas" xmlns:cx="http://schemas.microsoft.com/office/drawing/2014/chartex" xmlns:cx1="http://schemas.microsoft.com/office/drawing/2015/9/8/chartex" xmlns:cx2="http://schemas.microsoft.com/office/drawing/2015/10/21/chartex" xmlns:cx3="http://schemas.microsoft.com/office/drawing/2016/5/9/chartex" xmlns:cx4="http://schemas.microsoft.com/office/drawing/2016/5/10/chartex" xmlns:cx5="http://schemas.microsoft.com/office/drawing/2016/5/11/chartex" xmlns:cx6="http://schemas.microsoft.com/office/drawing/2016/5/12/chartex" xmlns:cx7="http://schemas.microsoft.com/office/drawing/2016/5/13/chartex" xmlns:cx8="http://schemas.microsoft.com/office/drawing/2016/5/14/chartex" xmlns:mc="http://schemas.openxmlformats.org/markup-compatibility/2006" xmlns:aink="http://schemas.microsoft.com/office/drawing/2016/ink" xmlns:am3d="http://schemas.microsoft.com/office/drawing/2017/model3d" xmlns:o="urn:schemas-microsoft-com:office:office" xmlns:r="http://schemas.openxmlformats.org/officeDocument/2006/relationships" xmlns:m="http://schemas.openxmlformats.org/officeDocument/2006/math" xmlns:v="urn:schemas-microsoft-com:vml" xmlns:wp14="http://schemas.microsoft.com/office/word/2010/wordprocessingDrawing" xmlns:wp="http://schemas.openxmlformats.org/drawingml/2006/wordprocessingDrawing" xmlns:w10="urn:schemas-microsoft-com:office:word" xmlns:w="http://schemas.openxmlformats.org/wordprocessingml/2006/main" xmlns:w14="http://schemas.microsoft.com/office/word/2010/wordml" xmlns:w15="http://schemas.microsoft.com/office/word/2012/wordml" xmlns:w16cid="http://schemas.microsoft.com/office/word/2016/wordml/cid" xmlns:w16se="http://schemas.microsoft.com/office/word/2015/wordml/symex" xmlns:wpg="http://schemas.microsoft.com/office/word/2010/wordprocessingGroup" xmlns:wpi="http://schemas.microsoft.com/office/word/2010/wordprocessingInk" xmlns:wne="http://schemas.microsoft.com/office/word/2006/wordml" xmlns:wps="http://schemas.microsoft.com/office/word/2010/wordprocessingShape" mc:Ignorable="w14 w15 w16se w16cid wp14">
+<w:footnotes xmlns:wpc="http://schemas.microsoft.com/office/word/2010/wordprocessingCanvas" xmlns:cx="http://schemas.microsoft.com/office/drawing/2014/chartex" xmlns:cx1="http://schemas.microsoft.com/office/drawing/2015/9/8/chartex" xmlns:cx2="http://schemas.microsoft.com/office/drawing/2015/10/21/chartex" xmlns:cx3="http://schemas.microsoft.com/office/drawing/2016/5/9/chartex" xmlns:cx4="http://schemas.microsoft.com/office/drawing/2016/5/10/chartex" xmlns:cx5="http://schemas.microsoft.com/office/drawing/2016/5/11/chartex" xmlns:cx6="http://schemas.microsoft.com/office/drawing/2016/5/12/chartex" xmlns:cx7="http://schemas.microsoft.com/office/drawing/2016/5/13/chartex" xmlns:cx8="http://schemas.microsoft.com/office/drawing/2016/5/14/chartex" xmlns:mc="http://schemas.openxmlformats.org/markup-compatibility/2006" xmlns:aink="http://schemas.microsoft.com/office/drawing/2016/ink" xmlns:am3d="http://schemas.microsoft.com/office/drawing/2017/model3d" xmlns:o="urn:schemas-microsoft-com:office:office" xmlns:r="http://schemas.openxmlformats.org/officeDocument/2006/relationships" xmlns:m="http://schemas.openxmlformats.org/officeDocument/2006/math" xmlns:v="urn:schemas-microsoft-com:vml" xmlns:wp14="http://schemas.microsoft.com/office/word/2010/wordprocessingDrawing" xmlns:wp="http://schemas.openxmlformats.org/drawingml/2006/wordprocessingDrawing" xmlns:w10="urn:schemas-microsoft-com:office:word" xmlns:w="http://schemas.openxmlformats.org/wordprocessingml/2006/main" xmlns:w14="http://schemas.microsoft.com/office/word/2010/wordml" xmlns:w15="http://schemas.microsoft.com/office/word/2012/wordml" xmlns:w16cex="http://schemas.microsoft.com/office/word/2018/wordml/cex" xmlns:w16cid="http://schemas.microsoft.com/office/word/2016/wordml/cid" xmlns:w16="http://schemas.microsoft.com/office/word/2018/wordml" xmlns:w16sdtdh="http://schemas.microsoft.com/office/word/2020/wordml/sdtdatahash" xmlns:w16se="http://schemas.microsoft.com/office/word/2015/wordml/symex" xmlns:wpg="http://schemas.microsoft.com/office/word/2010/wordprocessingGroup" xmlns:wpi="http://schemas.microsoft.com/office/word/2010/wordprocessingInk" xmlns:wne="http://schemas.microsoft.com/office/word/2006/wordml" xmlns:wps="http://schemas.microsoft.com/office/word/2010/wordprocessingShape" mc:Ignorable="w14 w15 w16se w16cid w16 w16cex w16sdtdh wp14">
   <w:footnote w:type="separator" w:id="-1">
     <w:p>
       <w:pPr>
@@ -7555,7 +7680,7 @@
 </file>
 
 <file path=word/header1.xml><?xml version="1.0" encoding="utf-8"?>
-<w:hdr xmlns:wpc="http://schemas.microsoft.com/office/word/2010/wordprocessingCanvas" xmlns:cx="http://schemas.microsoft.com/office/drawing/2014/chartex" xmlns:cx1="http://schemas.microsoft.com/office/drawing/2015/9/8/chartex" xmlns:cx2="http://schemas.microsoft.com/office/drawing/2015/10/21/chartex" xmlns:cx3="http://schemas.microsoft.com/office/drawing/2016/5/9/chartex" xmlns:cx4="http://schemas.microsoft.com/office/drawing/2016/5/10/chartex" xmlns:cx5="http://schemas.microsoft.com/office/drawing/2016/5/11/chartex" xmlns:cx6="http://schemas.microsoft.com/office/drawing/2016/5/12/chartex" xmlns:cx7="http://schemas.microsoft.com/office/drawing/2016/5/13/chartex" xmlns:cx8="http://schemas.microsoft.com/office/drawing/2016/5/14/chartex" xmlns:mc="http://schemas.openxmlformats.org/markup-compatibility/2006" xmlns:aink="http://schemas.microsoft.com/office/drawing/2016/ink" xmlns:am3d="http://schemas.microsoft.com/office/drawing/2017/model3d" xmlns:o="urn:schemas-microsoft-com:office:office" xmlns:r="http://schemas.openxmlformats.org/officeDocument/2006/relationships" xmlns:m="http://schemas.openxmlformats.org/officeDocument/2006/math" xmlns:v="urn:schemas-microsoft-com:vml" xmlns:wp14="http://schemas.microsoft.com/office/word/2010/wordprocessingDrawing" xmlns:wp="http://schemas.openxmlformats.org/drawingml/2006/wordprocessingDrawing" xmlns:w10="urn:schemas-microsoft-com:office:word" xmlns:w="http://schemas.openxmlformats.org/wordprocessingml/2006/main" xmlns:w14="http://schemas.microsoft.com/office/word/2010/wordml" xmlns:w15="http://schemas.microsoft.com/office/word/2012/wordml" xmlns:w16cid="http://schemas.microsoft.com/office/word/2016/wordml/cid" xmlns:w16se="http://schemas.microsoft.com/office/word/2015/wordml/symex" xmlns:wpg="http://schemas.microsoft.com/office/word/2010/wordprocessingGroup" xmlns:wpi="http://schemas.microsoft.com/office/word/2010/wordprocessingInk" xmlns:wne="http://schemas.microsoft.com/office/word/2006/wordml" xmlns:wps="http://schemas.microsoft.com/office/word/2010/wordprocessingShape" mc:Ignorable="w14 w15 w16se w16cid wp14">
+<w:hdr xmlns:wpc="http://schemas.microsoft.com/office/word/2010/wordprocessingCanvas" xmlns:cx="http://schemas.microsoft.com/office/drawing/2014/chartex" xmlns:cx1="http://schemas.microsoft.com/office/drawing/2015/9/8/chartex" xmlns:cx2="http://schemas.microsoft.com/office/drawing/2015/10/21/chartex" xmlns:cx3="http://schemas.microsoft.com/office/drawing/2016/5/9/chartex" xmlns:cx4="http://schemas.microsoft.com/office/drawing/2016/5/10/chartex" xmlns:cx5="http://schemas.microsoft.com/office/drawing/2016/5/11/chartex" xmlns:cx6="http://schemas.microsoft.com/office/drawing/2016/5/12/chartex" xmlns:cx7="http://schemas.microsoft.com/office/drawing/2016/5/13/chartex" xmlns:cx8="http://schemas.microsoft.com/office/drawing/2016/5/14/chartex" xmlns:mc="http://schemas.openxmlformats.org/markup-compatibility/2006" xmlns:aink="http://schemas.microsoft.com/office/drawing/2016/ink" xmlns:am3d="http://schemas.microsoft.com/office/drawing/2017/model3d" xmlns:o="urn:schemas-microsoft-com:office:office" xmlns:r="http://schemas.openxmlformats.org/officeDocument/2006/relationships" xmlns:m="http://schemas.openxmlformats.org/officeDocument/2006/math" xmlns:v="urn:schemas-microsoft-com:vml" xmlns:wp14="http://schemas.microsoft.com/office/word/2010/wordprocessingDrawing" xmlns:wp="http://schemas.openxmlformats.org/drawingml/2006/wordprocessingDrawing" xmlns:w10="urn:schemas-microsoft-com:office:word" xmlns:w="http://schemas.openxmlformats.org/wordprocessingml/2006/main" xmlns:w14="http://schemas.microsoft.com/office/word/2010/wordml" xmlns:w15="http://schemas.microsoft.com/office/word/2012/wordml" xmlns:w16cex="http://schemas.microsoft.com/office/word/2018/wordml/cex" xmlns:w16cid="http://schemas.microsoft.com/office/word/2016/wordml/cid" xmlns:w16="http://schemas.microsoft.com/office/word/2018/wordml" xmlns:w16sdtdh="http://schemas.microsoft.com/office/word/2020/wordml/sdtdatahash" xmlns:w16se="http://schemas.microsoft.com/office/word/2015/wordml/symex" xmlns:wpg="http://schemas.microsoft.com/office/word/2010/wordprocessingGroup" xmlns:wpi="http://schemas.microsoft.com/office/word/2010/wordprocessingInk" xmlns:wne="http://schemas.microsoft.com/office/word/2006/wordml" xmlns:wps="http://schemas.microsoft.com/office/word/2010/wordprocessingShape" mc:Ignorable="w14 w15 w16se w16cid w16 w16cex w16sdtdh wp14">
   <w:sdt>
     <w:sdtPr>
       <w:id w:val="-249430363"/>
@@ -7642,7 +7767,7 @@
 </file>
 
 <file path=word/numbering.xml><?xml version="1.0" encoding="utf-8"?>
-<w:numbering xmlns:wpc="http://schemas.microsoft.com/office/word/2010/wordprocessingCanvas" xmlns:cx="http://schemas.microsoft.com/office/drawing/2014/chartex" xmlns:cx1="http://schemas.microsoft.com/office/drawing/2015/9/8/chartex" xmlns:cx2="http://schemas.microsoft.com/office/drawing/2015/10/21/chartex" xmlns:cx3="http://schemas.microsoft.com/office/drawing/2016/5/9/chartex" xmlns:cx4="http://schemas.microsoft.com/office/drawing/2016/5/10/chartex" xmlns:cx5="http://schemas.microsoft.com/office/drawing/2016/5/11/chartex" xmlns:cx6="http://schemas.microsoft.com/office/drawing/2016/5/12/chartex" xmlns:cx7="http://schemas.microsoft.com/office/drawing/2016/5/13/chartex" xmlns:cx8="http://schemas.microsoft.com/office/drawing/2016/5/14/chartex" xmlns:mc="http://schemas.openxmlformats.org/markup-compatibility/2006" xmlns:aink="http://schemas.microsoft.com/office/drawing/2016/ink" xmlns:am3d="http://schemas.microsoft.com/office/drawing/2017/model3d" xmlns:o="urn:schemas-microsoft-com:office:office" xmlns:r="http://schemas.openxmlformats.org/officeDocument/2006/relationships" xmlns:m="http://schemas.openxmlformats.org/officeDocument/2006/math" xmlns:v="urn:schemas-microsoft-com:vml" xmlns:wp14="http://schemas.microsoft.com/office/word/2010/wordprocessingDrawing" xmlns:wp="http://schemas.openxmlformats.org/drawingml/2006/wordprocessingDrawing" xmlns:w10="urn:schemas-microsoft-com:office:word" xmlns:w="http://schemas.openxmlformats.org/wordprocessingml/2006/main" xmlns:w14="http://schemas.microsoft.com/office/word/2010/wordml" xmlns:w15="http://schemas.microsoft.com/office/word/2012/wordml" xmlns:w16cid="http://schemas.microsoft.com/office/word/2016/wordml/cid" xmlns:w16se="http://schemas.microsoft.com/office/word/2015/wordml/symex" xmlns:wpg="http://schemas.microsoft.com/office/word/2010/wordprocessingGroup" xmlns:wpi="http://schemas.microsoft.com/office/word/2010/wordprocessingInk" xmlns:wne="http://schemas.microsoft.com/office/word/2006/wordml" xmlns:wps="http://schemas.microsoft.com/office/word/2010/wordprocessingShape" mc:Ignorable="w14 w15 w16se w16cid wp14">
+<w:numbering xmlns:wpc="http://schemas.microsoft.com/office/word/2010/wordprocessingCanvas" xmlns:cx="http://schemas.microsoft.com/office/drawing/2014/chartex" xmlns:cx1="http://schemas.microsoft.com/office/drawing/2015/9/8/chartex" xmlns:cx2="http://schemas.microsoft.com/office/drawing/2015/10/21/chartex" xmlns:cx3="http://schemas.microsoft.com/office/drawing/2016/5/9/chartex" xmlns:cx4="http://schemas.microsoft.com/office/drawing/2016/5/10/chartex" xmlns:cx5="http://schemas.microsoft.com/office/drawing/2016/5/11/chartex" xmlns:cx6="http://schemas.microsoft.com/office/drawing/2016/5/12/chartex" xmlns:cx7="http://schemas.microsoft.com/office/drawing/2016/5/13/chartex" xmlns:cx8="http://schemas.microsoft.com/office/drawing/2016/5/14/chartex" xmlns:mc="http://schemas.openxmlformats.org/markup-compatibility/2006" xmlns:aink="http://schemas.microsoft.com/office/drawing/2016/ink" xmlns:am3d="http://schemas.microsoft.com/office/drawing/2017/model3d" xmlns:o="urn:schemas-microsoft-com:office:office" xmlns:r="http://schemas.openxmlformats.org/officeDocument/2006/relationships" xmlns:m="http://schemas.openxmlformats.org/officeDocument/2006/math" xmlns:v="urn:schemas-microsoft-com:vml" xmlns:wp14="http://schemas.microsoft.com/office/word/2010/wordprocessingDrawing" xmlns:wp="http://schemas.openxmlformats.org/drawingml/2006/wordprocessingDrawing" xmlns:w10="urn:schemas-microsoft-com:office:word" xmlns:w="http://schemas.openxmlformats.org/wordprocessingml/2006/main" xmlns:w14="http://schemas.microsoft.com/office/word/2010/wordml" xmlns:w15="http://schemas.microsoft.com/office/word/2012/wordml" xmlns:w16cex="http://schemas.microsoft.com/office/word/2018/wordml/cex" xmlns:w16cid="http://schemas.microsoft.com/office/word/2016/wordml/cid" xmlns:w16="http://schemas.microsoft.com/office/word/2018/wordml" xmlns:w16sdtdh="http://schemas.microsoft.com/office/word/2020/wordml/sdtdatahash" xmlns:w16se="http://schemas.microsoft.com/office/word/2015/wordml/symex" xmlns:wpg="http://schemas.microsoft.com/office/word/2010/wordprocessingGroup" xmlns:wpi="http://schemas.microsoft.com/office/word/2010/wordprocessingInk" xmlns:wne="http://schemas.microsoft.com/office/word/2006/wordml" xmlns:wps="http://schemas.microsoft.com/office/word/2010/wordprocessingShape" mc:Ignorable="w14 w15 w16se w16cid w16 w16cex w16sdtdh wp14">
   <w:abstractNum w:abstractNumId="0" w15:restartNumberingAfterBreak="0">
     <w:nsid w:val="3A7426CB"/>
     <w:multiLevelType w:val="hybridMultilevel"/>
@@ -7739,7 +7864,7 @@
 </file>
 
 <file path=word/styles.xml><?xml version="1.0" encoding="utf-8"?>
-<w:styles xmlns:mc="http://schemas.openxmlformats.org/markup-compatibility/2006" xmlns:r="http://schemas.openxmlformats.org/officeDocument/2006/relationships" xmlns:w="http://schemas.openxmlformats.org/wordprocessingml/2006/main" xmlns:w14="http://schemas.microsoft.com/office/word/2010/wordml" xmlns:w15="http://schemas.microsoft.com/office/word/2012/wordml" xmlns:w16cid="http://schemas.microsoft.com/office/word/2016/wordml/cid" xmlns:w16se="http://schemas.microsoft.com/office/word/2015/wordml/symex" mc:Ignorable="w14 w15 w16se w16cid">
+<w:styles xmlns:mc="http://schemas.openxmlformats.org/markup-compatibility/2006" xmlns:r="http://schemas.openxmlformats.org/officeDocument/2006/relationships" xmlns:w="http://schemas.openxmlformats.org/wordprocessingml/2006/main" xmlns:w14="http://schemas.microsoft.com/office/word/2010/wordml" xmlns:w15="http://schemas.microsoft.com/office/word/2012/wordml" xmlns:w16cex="http://schemas.microsoft.com/office/word/2018/wordml/cex" xmlns:w16cid="http://schemas.microsoft.com/office/word/2016/wordml/cid" xmlns:w16="http://schemas.microsoft.com/office/word/2018/wordml" xmlns:w16sdtdh="http://schemas.microsoft.com/office/word/2020/wordml/sdtdatahash" xmlns:w16se="http://schemas.microsoft.com/office/word/2015/wordml/symex" mc:Ignorable="w14 w15 w16se w16cid w16 w16cex w16sdtdh">
   <w:docDefaults>
     <w:rPrDefault>
       <w:rPr>
@@ -7757,7 +7882,7 @@
       </w:pPr>
     </w:pPrDefault>
   </w:docDefaults>
-  <w:latentStyles w:defLockedState="0" w:defUIPriority="99" w:defSemiHidden="0" w:defUnhideWhenUsed="0" w:defQFormat="0" w:count="375">
+  <w:latentStyles w:defLockedState="0" w:defUIPriority="99" w:defSemiHidden="0" w:defUnhideWhenUsed="0" w:defQFormat="0" w:count="376">
     <w:lsdException w:name="Normal" w:uiPriority="0" w:qFormat="1"/>
     <w:lsdException w:name="heading 1" w:uiPriority="9" w:qFormat="1"/>
     <w:lsdException w:name="heading 2" w:semiHidden="1" w:uiPriority="9" w:unhideWhenUsed="1" w:qFormat="1"/>
@@ -7863,7 +7988,6 @@
     <w:lsdException w:name="HTML Sample" w:semiHidden="1" w:unhideWhenUsed="1"/>
     <w:lsdException w:name="HTML Typewriter" w:semiHidden="1" w:unhideWhenUsed="1"/>
     <w:lsdException w:name="HTML Variable" w:semiHidden="1" w:unhideWhenUsed="1"/>
-    <w:lsdException w:name="Normal Table" w:semiHidden="1" w:unhideWhenUsed="1"/>
     <w:lsdException w:name="annotation subject" w:semiHidden="1" w:unhideWhenUsed="1"/>
     <w:lsdException w:name="No List" w:semiHidden="1" w:unhideWhenUsed="1"/>
     <w:lsdException w:name="Outline List 1" w:semiHidden="1" w:unhideWhenUsed="1"/>
@@ -7910,10 +8034,8 @@
     <w:lsdException w:name="Table Subtle 2" w:semiHidden="1" w:unhideWhenUsed="1"/>
     <w:lsdException w:name="Table Web 1" w:semiHidden="1" w:unhideWhenUsed="1"/>
     <w:lsdException w:name="Table Web 2" w:semiHidden="1" w:unhideWhenUsed="1"/>
-    <w:lsdException w:name="Table Web 3" w:semiHidden="1" w:unhideWhenUsed="1"/>
     <w:lsdException w:name="Balloon Text" w:semiHidden="1" w:unhideWhenUsed="1"/>
     <w:lsdException w:name="Table Grid" w:uiPriority="39"/>
-    <w:lsdException w:name="Table Theme" w:semiHidden="1" w:unhideWhenUsed="1"/>
     <w:lsdException w:name="Placeholder Text" w:semiHidden="1"/>
     <w:lsdException w:name="No Spacing" w:uiPriority="1" w:qFormat="1"/>
     <w:lsdException w:name="Light Shading" w:uiPriority="60"/>
@@ -8133,6 +8255,7 @@
     <w:lsdException w:name="Smart Hyperlink" w:semiHidden="1" w:unhideWhenUsed="1"/>
     <w:lsdException w:name="Hashtag" w:semiHidden="1" w:unhideWhenUsed="1"/>
     <w:lsdException w:name="Unresolved Mention" w:semiHidden="1" w:unhideWhenUsed="1"/>
+    <w:lsdException w:name="Smart Link" w:semiHidden="1" w:unhideWhenUsed="1"/>
   </w:latentStyles>
   <w:style w:type="paragraph" w:default="1" w:styleId="Normal">
     <w:name w:val="Normal"/>
